--- a/output/company-introduction.docx
+++ b/output/company-introduction.docx
@@ -30,7 +30,7 @@
           <w:color w:val="1F4E79"/>
           <w:sz w:val="68"/>
         </w:rPr>
-        <w:t>샘플교육컴퍼니</w:t>
+        <w:t>한국엑스퍼트교육원</w:t>
       </w:r>
     </w:p>
     <w:p>
@@ -41,18 +41,7 @@
         <w:rPr>
           <w:sz w:val="24"/>
         </w:rPr>
-        <w:t>Sample Education Company</w:t>
-      </w:r>
-    </w:p>
-    <w:p>
-      <w:pPr>
-        <w:jc w:val="center"/>
-      </w:pPr>
-      <w:r>
-        <w:rPr>
-          <w:sz w:val="32"/>
-        </w:rPr>
-        <w:t>배움이 성장이 되는 곳</w:t>
+        <w:t>Korea Expert Education Institute</w:t>
       </w:r>
     </w:p>
     <w:p>
@@ -63,7 +52,7 @@
         <w:rPr>
           <w:sz w:val="22"/>
         </w:rPr>
-        <w:t>기업 맞춤형 교육 · 강사 양성 · 조직문화 컨설팅</w:t>
+        <w:t>학생에 맞춘 혁신적인 경력과 창업 교육을 지원합니다</w:t>
       </w:r>
     </w:p>
     <w:p/>
@@ -84,7 +73,6 @@
         <w:rPr>
           <w:sz w:val="20"/>
         </w:rPr>
-        <w:t>https://www.example.com | contact@example.com | 02-1234-5678</w:t>
       </w:r>
     </w:p>
     <w:p>
@@ -101,181 +89,37 @@
       </w:r>
     </w:p>
     <w:p>
+      <w:pPr>
+        <w:pStyle w:val="Heading2"/>
+      </w:pPr>
       <w:r>
-        <w:t>샘플교육컴퍼니는 2018년 설립 이래 기업과 기관을 대상으로 실무 중심의 교육 프로그램을 제공해 온 교육 전문 기업입니다. 현장에서 바로 활용할 수 있는 커리큘럼과 검증된 강사진을 바탕으로 지금까지 300여 개 기업, 2만 명 이상의 수강생과 함께했습니다.</w:t>
+        <w:t>인사말</w:t>
       </w:r>
     </w:p>
     <w:p>
       <w:r>
-        <w:t>우리는 교육이 단순한 지식 전달이 아니라 개인과 조직의 실질적인 변화를 만드는 과정이라고 믿습니다. 고객사의 상황을 깊이 이해하고, 목표에 맞는 맞춤형 과정을 설계합니다.</w:t>
+        <w:t>안녕하십니까, 한국엑스퍼트교육원입니다.</w:t>
       </w:r>
     </w:p>
-    <w:tbl>
-      <w:tblPr>
-        <w:tblStyle w:val="LightGrid-Accent1"/>
-        <w:tblW w:type="auto" w:w="0"/>
-        <w:tblLook w:firstColumn="1" w:firstRow="1" w:lastColumn="0" w:lastRow="0" w:noHBand="0" w:noVBand="1" w:val="04A0"/>
-      </w:tblPr>
-      <w:tblGrid>
-        <w:gridCol w:w="2493"/>
-        <w:gridCol w:w="2493"/>
-        <w:gridCol w:w="2493"/>
-        <w:gridCol w:w="2493"/>
-      </w:tblGrid>
-      <w:tr>
-        <w:tc>
-          <w:tcPr>
-            <w:tcW w:type="dxa" w:w="2493"/>
-          </w:tcPr>
-          <w:p>
-            <w:pPr>
-              <w:jc w:val="center"/>
-            </w:pPr>
-            <w:r/>
-            <w:r>
-              <w:rPr>
-                <w:b/>
-                <w:color w:val="1F4E79"/>
-                <w:sz w:val="36"/>
-              </w:rPr>
-              <w:t>300+</w:t>
-            </w:r>
-          </w:p>
-        </w:tc>
-        <w:tc>
-          <w:tcPr>
-            <w:tcW w:type="dxa" w:w="2493"/>
-          </w:tcPr>
-          <w:p>
-            <w:pPr>
-              <w:jc w:val="center"/>
-            </w:pPr>
-            <w:r/>
-            <w:r>
-              <w:rPr>
-                <w:b/>
-                <w:color w:val="1F4E79"/>
-                <w:sz w:val="36"/>
-              </w:rPr>
-              <w:t>20,000+</w:t>
-            </w:r>
-          </w:p>
-        </w:tc>
-        <w:tc>
-          <w:tcPr>
-            <w:tcW w:type="dxa" w:w="2493"/>
-          </w:tcPr>
-          <w:p>
-            <w:pPr>
-              <w:jc w:val="center"/>
-            </w:pPr>
-            <w:r/>
-            <w:r>
-              <w:rPr>
-                <w:b/>
-                <w:color w:val="1F4E79"/>
-                <w:sz w:val="36"/>
-              </w:rPr>
-              <w:t>4.8 / 5.0</w:t>
-            </w:r>
-          </w:p>
-        </w:tc>
-        <w:tc>
-          <w:tcPr>
-            <w:tcW w:type="dxa" w:w="2493"/>
-          </w:tcPr>
-          <w:p>
-            <w:pPr>
-              <w:jc w:val="center"/>
-            </w:pPr>
-            <w:r/>
-            <w:r>
-              <w:rPr>
-                <w:b/>
-                <w:color w:val="1F4E79"/>
-                <w:sz w:val="36"/>
-              </w:rPr>
-              <w:t>87%</w:t>
-            </w:r>
-          </w:p>
-        </w:tc>
-      </w:tr>
-      <w:tr>
-        <w:tc>
-          <w:tcPr>
-            <w:tcW w:type="dxa" w:w="2493"/>
-          </w:tcPr>
-          <w:p>
-            <w:pPr>
-              <w:jc w:val="center"/>
-            </w:pPr>
-            <w:r>
-              <w:t>누적 교육 기업</w:t>
-            </w:r>
-          </w:p>
-        </w:tc>
-        <w:tc>
-          <w:tcPr>
-            <w:tcW w:type="dxa" w:w="2493"/>
-          </w:tcPr>
-          <w:p>
-            <w:pPr>
-              <w:jc w:val="center"/>
-            </w:pPr>
-            <w:r>
-              <w:t>누적 수강생</w:t>
-            </w:r>
-          </w:p>
-        </w:tc>
-        <w:tc>
-          <w:tcPr>
-            <w:tcW w:type="dxa" w:w="2493"/>
-          </w:tcPr>
-          <w:p>
-            <w:pPr>
-              <w:jc w:val="center"/>
-            </w:pPr>
-            <w:r>
-              <w:t>교육 만족도</w:t>
-            </w:r>
-          </w:p>
-        </w:tc>
-        <w:tc>
-          <w:tcPr>
-            <w:tcW w:type="dxa" w:w="2493"/>
-          </w:tcPr>
-          <w:p>
-            <w:pPr>
-              <w:jc w:val="center"/>
-            </w:pPr>
-            <w:r>
-              <w:t>재계약률</w:t>
-            </w:r>
-          </w:p>
-        </w:tc>
-      </w:tr>
-    </w:tbl>
-    <w:p/>
     <w:p>
+      <w:r>
+        <w:t>2025년을 지나며 생성형 AI는 단순한 '학습 도구'가 아니라 모든 산업의 표준 도구가 되었습니다. 중요한 것은 AI 기술을 배우는 것 자체가 아니라, 실제 현장에서 이를 어떻게 성과로 연결하느냐입니다.</w:t>
+      </w:r>
+    </w:p>
+    <w:p>
+      <w:r>
+        <w:t>저희는 현장의 경험을 살려 학생들의 취업 역량을 높이는 실무 프로그램을 제공합니다. 학생들이 자신의 진로에 자신감을 갖고 현장에서 환영받는 인재로 성장하도록 돕는 가장 든든한 교육 파트너가 되겠습니다.</w:t>
+      </w:r>
+    </w:p>
+    <w:p>
+      <w:pPr>
+        <w:jc w:val="right"/>
+      </w:pPr>
       <w:r>
         <w:rPr>
           <w:b/>
         </w:rPr>
-        <w:t xml:space="preserve">미션  </w:t>
-      </w:r>
-      <w:r>
-        <w:t>실무에서 통하는 교육으로 사람과 조직의 성장을 돕습니다.</w:t>
-      </w:r>
-    </w:p>
-    <w:p>
-      <w:r>
-        <w:rPr>
-          <w:b/>
-        </w:rPr>
-        <w:t xml:space="preserve">비전  </w:t>
-      </w:r>
-      <w:r>
-        <w:t>대한민국 기업 교육의 기준이 되는 교육 파트너</w:t>
+        <w:t>한국엑스퍼트교육원 대표 박서현</w:t>
       </w:r>
     </w:p>
     <w:tbl>
@@ -295,28 +139,6 @@
           </w:tcPr>
           <w:p>
             <w:r>
-              <w:t>설립</w:t>
-            </w:r>
-          </w:p>
-        </w:tc>
-        <w:tc>
-          <w:tcPr>
-            <w:tcW w:type="dxa" w:w="7370"/>
-          </w:tcPr>
-          <w:p>
-            <w:r>
-              <w:t>2018년 3월</w:t>
-            </w:r>
-          </w:p>
-        </w:tc>
-      </w:tr>
-      <w:tr>
-        <w:tc>
-          <w:tcPr>
-            <w:tcW w:type="dxa" w:w="2268"/>
-          </w:tcPr>
-          <w:p>
-            <w:r>
               <w:t>대표</w:t>
             </w:r>
           </w:p>
@@ -327,29 +149,7 @@
           </w:tcPr>
           <w:p>
             <w:r>
-              <w:t>홍길동</w:t>
-            </w:r>
-          </w:p>
-        </w:tc>
-      </w:tr>
-      <w:tr>
-        <w:tc>
-          <w:tcPr>
-            <w:tcW w:type="dxa" w:w="2268"/>
-          </w:tcPr>
-          <w:p>
-            <w:r>
-              <w:t>주소</w:t>
-            </w:r>
-          </w:p>
-        </w:tc>
-        <w:tc>
-          <w:tcPr>
-            <w:tcW w:type="dxa" w:w="7370"/>
-          </w:tcPr>
-          <w:p>
-            <w:r>
-              <w:t>서울특별시 강남구 테헤란로 123, 10층</w:t>
+              <w:t>박서현</w:t>
             </w:r>
           </w:p>
         </w:tc>
@@ -368,12 +168,12 @@
         <w:pStyle w:val="Heading3"/>
       </w:pPr>
       <w:r>
-        <w:t>1. 현장 중심</w:t>
+        <w:t>1. 실무 즉시성</w:t>
       </w:r>
     </w:p>
     <w:p>
       <w:r>
-        <w:t>이론보다 현장에서 바로 쓰이는 실무 역량에 집중합니다.</w:t>
+        <w:t>현장에서 바로 활용되는 학생의 실제 역량을 중점적으로 강화합니다.</w:t>
       </w:r>
     </w:p>
     <w:p>
@@ -381,12 +181,12 @@
         <w:pStyle w:val="Heading3"/>
       </w:pPr>
       <w:r>
-        <w:t>2. 맞춤 설계</w:t>
+        <w:t>2. 결과물 중심</w:t>
       </w:r>
     </w:p>
     <w:p>
       <w:r>
-        <w:t>고객사의 과제와 조직 문화에 맞춰 과정을 새로 설계합니다.</w:t>
+        <w:t>지루한 이론 학습에서 벗어나 새로운 스킬을 배우고, 하나의 완성된 결과물을 직접 만들어 갑니다.</w:t>
       </w:r>
     </w:p>
     <w:p>
@@ -394,25 +194,12 @@
         <w:pStyle w:val="Heading3"/>
       </w:pPr>
       <w:r>
-        <w:t>3. 검증된 강사진</w:t>
+        <w:t>3. 디지털 기초 소양</w:t>
       </w:r>
     </w:p>
     <w:p>
       <w:r>
-        <w:t>10년 이상의 실무 경력과 강의 경험을 갖춘 전문가가 진행합니다.</w:t>
-      </w:r>
-    </w:p>
-    <w:p>
-      <w:pPr>
-        <w:pStyle w:val="Heading3"/>
-      </w:pPr>
-      <w:r>
-        <w:t>4. 성과 관리</w:t>
-      </w:r>
-    </w:p>
-    <w:p>
-      <w:r>
-        <w:t>교육 전후 진단과 사후 코칭으로 학습 효과를 끝까지 책임집니다.</w:t>
+        <w:t>AI 시대에 필요한 디지털 도구 활용 능력을 기초부터 탄탄하게 다집니다.</w:t>
       </w:r>
     </w:p>
     <w:p>
@@ -420,130 +207,65 @@
         <w:pStyle w:val="Heading1"/>
       </w:pPr>
       <w:r>
-        <w:t>연혁</w:t>
+        <w:t>전략 방향</w:t>
       </w:r>
     </w:p>
-    <w:tbl>
-      <w:tblPr>
-        <w:tblStyle w:val="LightList-Accent1"/>
-        <w:tblW w:type="auto" w:w="0"/>
-        <w:tblLook w:firstColumn="1" w:firstRow="1" w:lastColumn="0" w:lastRow="0" w:noHBand="0" w:noVBand="1" w:val="04A0"/>
-      </w:tblPr>
-      <w:tblGrid>
-        <w:gridCol w:w="4986"/>
-        <w:gridCol w:w="4986"/>
-      </w:tblGrid>
-      <w:tr>
-        <w:tc>
-          <w:tcPr>
-            <w:tcW w:type="dxa" w:w="1701"/>
-          </w:tcPr>
-          <w:p>
-            <w:r>
-              <w:t>2018</w:t>
-            </w:r>
-          </w:p>
-        </w:tc>
-        <w:tc>
-          <w:tcPr>
-            <w:tcW w:type="dxa" w:w="7937"/>
-          </w:tcPr>
-          <w:p>
-            <w:r>
-              <w:t>샘플교육컴퍼니 설립</w:t>
-            </w:r>
-          </w:p>
-        </w:tc>
-      </w:tr>
-      <w:tr>
-        <w:tc>
-          <w:tcPr>
-            <w:tcW w:type="dxa" w:w="1701"/>
-          </w:tcPr>
-          <w:p>
-            <w:r>
-              <w:t>2019</w:t>
-            </w:r>
-          </w:p>
-        </w:tc>
-        <w:tc>
-          <w:tcPr>
-            <w:tcW w:type="dxa" w:w="7937"/>
-          </w:tcPr>
-          <w:p>
-            <w:r>
-              <w:t>기업 맞춤형 리더십 과정 출시, 첫 해 30개 기업 교육</w:t>
-            </w:r>
-          </w:p>
-        </w:tc>
-      </w:tr>
-      <w:tr>
-        <w:tc>
-          <w:tcPr>
-            <w:tcW w:type="dxa" w:w="1701"/>
-          </w:tcPr>
-          <w:p>
-            <w:r>
-              <w:t>2021</w:t>
-            </w:r>
-          </w:p>
-        </w:tc>
-        <w:tc>
-          <w:tcPr>
-            <w:tcW w:type="dxa" w:w="7937"/>
-          </w:tcPr>
-          <w:p>
-            <w:r>
-              <w:t>온라인 교육 플랫폼 오픈, 누적 수강생 5,000명 돌파</w:t>
-            </w:r>
-          </w:p>
-        </w:tc>
-      </w:tr>
-      <w:tr>
-        <w:tc>
-          <w:tcPr>
-            <w:tcW w:type="dxa" w:w="1701"/>
-          </w:tcPr>
-          <w:p>
-            <w:r>
-              <w:t>2023</w:t>
-            </w:r>
-          </w:p>
-        </w:tc>
-        <w:tc>
-          <w:tcPr>
-            <w:tcW w:type="dxa" w:w="7937"/>
-          </w:tcPr>
-          <w:p>
-            <w:r>
-              <w:t>강사 양성 아카데미 개설, 고용노동부 사업주 훈련 위탁기관 선정</w:t>
-            </w:r>
-          </w:p>
-        </w:tc>
-      </w:tr>
-      <w:tr>
-        <w:tc>
-          <w:tcPr>
-            <w:tcW w:type="dxa" w:w="1701"/>
-          </w:tcPr>
-          <w:p>
-            <w:r>
-              <w:t>2025</w:t>
-            </w:r>
-          </w:p>
-        </w:tc>
-        <w:tc>
-          <w:tcPr>
-            <w:tcW w:type="dxa" w:w="7937"/>
-          </w:tcPr>
-          <w:p>
-            <w:r>
-              <w:t>누적 교육 기업 300개 돌파</w:t>
-            </w:r>
-          </w:p>
-        </w:tc>
-      </w:tr>
-    </w:tbl>
+    <w:p>
+      <w:pPr>
+        <w:pStyle w:val="ListBullet"/>
+      </w:pPr>
+      <w:r>
+        <w:rPr>
+          <w:b/>
+        </w:rPr>
+        <w:t>마이크로 러닝</w:t>
+      </w:r>
+      <w:r>
+        <w:t xml:space="preserve"> — 짧고 집중된 단위 학습</w:t>
+      </w:r>
+    </w:p>
+    <w:p>
+      <w:pPr>
+        <w:pStyle w:val="ListBullet"/>
+      </w:pPr>
+      <w:r>
+        <w:rPr>
+          <w:b/>
+        </w:rPr>
+        <w:t>게이미피케이션</w:t>
+      </w:r>
+      <w:r>
+        <w:t xml:space="preserve"> — 게임 요소로 몰입도 향상</w:t>
+      </w:r>
+    </w:p>
+    <w:p>
+      <w:pPr>
+        <w:pStyle w:val="ListBullet"/>
+      </w:pPr>
+      <w:r>
+        <w:rPr>
+          <w:b/>
+        </w:rPr>
+        <w:t>비주얼 우선</w:t>
+      </w:r>
+      <w:r>
+        <w:t xml:space="preserve"> — 이미지·영상 중심 학습</w:t>
+      </w:r>
+    </w:p>
+    <w:p>
+      <w:pPr>
+        <w:pStyle w:val="ListBullet"/>
+      </w:pPr>
+      <w:r>
+        <w:rPr>
+          <w:b/>
+        </w:rPr>
+        <w:t>팀 협업 구조</w:t>
+      </w:r>
+      <w:r>
+        <w:t xml:space="preserve"> — 팀 프로젝트 기반 수업</w:t>
+      </w:r>
+    </w:p>
     <w:p>
       <w:r>
         <w:br w:type="page"/>
@@ -554,7 +276,12 @@
         <w:pStyle w:val="Heading1"/>
       </w:pPr>
       <w:r>
-        <w:t>교육 프로그램</w:t>
+        <w:t>AI 투어 메이커 프로그램</w:t>
+      </w:r>
+    </w:p>
+    <w:p>
+      <w:r>
+        <w:t>기초부터 실전 취업까지, 관광고등학교 맞춤형 3단계 성장 로드맵</w:t>
       </w:r>
     </w:p>
     <w:p>
@@ -562,12 +289,12 @@
         <w:pStyle w:val="Heading2"/>
       </w:pPr>
       <w:r>
-        <w:t>리더십 &amp; 조직관리</w:t>
+        <w:t>[1학년] AI 워밍업 (Explore)</w:t>
       </w:r>
     </w:p>
     <w:p>
       <w:r>
-        <w:t>팀장·임원급을 위한 실전 리더십 과정</w:t>
+        <w:t>생성형 AI와 친해지고 나의 관광 진로를 탐색하는 단계</w:t>
       </w:r>
     </w:p>
     <w:tbl>
@@ -597,29 +324,7 @@
           </w:tcPr>
           <w:p>
             <w:r>
-              <w:t>신임 팀장, 중간관리자, 임원</w:t>
-            </w:r>
-          </w:p>
-        </w:tc>
-      </w:tr>
-      <w:tr>
-        <w:tc>
-          <w:tcPr>
-            <w:tcW w:type="dxa" w:w="2268"/>
-          </w:tcPr>
-          <w:p>
-            <w:r>
-              <w:t>시간</w:t>
-            </w:r>
-          </w:p>
-        </w:tc>
-        <w:tc>
-          <w:tcPr>
-            <w:tcW w:type="dxa" w:w="7370"/>
-          </w:tcPr>
-          <w:p>
-            <w:r>
-              <w:t>8시간 (1일) ~ 16시간 (2일)</w:t>
+              <w:t>관광고등학교 1학년</w:t>
             </w:r>
           </w:p>
         </w:tc>
@@ -630,7 +335,7 @@
         <w:pStyle w:val="ListBullet"/>
       </w:pPr>
       <w:r>
-        <w:t>성과 코칭 대화법과 피드백 실습</w:t>
+        <w:t>M1. AI 첫 만남 &amp; 프롬프트 놀이 — 생성형 AI 활용 미니 게임과 '말로 그림 그리기' 학습</w:t>
       </w:r>
     </w:p>
     <w:p>
@@ -638,15 +343,7 @@
         <w:pStyle w:val="ListBullet"/>
       </w:pPr>
       <w:r>
-        <w:t>세대 간 소통과 갈등 관리</w:t>
-      </w:r>
-    </w:p>
-    <w:p>
-      <w:pPr>
-        <w:pStyle w:val="ListBullet"/>
-      </w:pPr>
-      <w:r>
-        <w:t>교육 후 1:1 코칭 세션 제공</w:t>
+        <w:t>M2. 나의 관광 직업 지도 — AI 커리어 코치와 적성·흥미 대화 기반 직업 추천</w:t>
       </w:r>
     </w:p>
     <w:p>
@@ -654,12 +351,12 @@
         <w:pStyle w:val="Heading2"/>
       </w:pPr>
       <w:r>
-        <w:t>비즈니스 커뮤니케이션</w:t>
+        <w:t>[2학년] AI 실무 장착 (Apply)</w:t>
       </w:r>
     </w:p>
     <w:p>
       <w:r>
-        <w:t>보고·회의·프레젠테이션 역량 강화</w:t>
+        <w:t>AI로 실제 관광 상품과 홍보물을 기획·제작하는 단계</w:t>
       </w:r>
     </w:p>
     <w:tbl>
@@ -689,29 +386,7 @@
           </w:tcPr>
           <w:p>
             <w:r>
-              <w:t>전 직급</w:t>
-            </w:r>
-          </w:p>
-        </w:tc>
-      </w:tr>
-      <w:tr>
-        <w:tc>
-          <w:tcPr>
-            <w:tcW w:type="dxa" w:w="2268"/>
-          </w:tcPr>
-          <w:p>
-            <w:r>
-              <w:t>시간</w:t>
-            </w:r>
-          </w:p>
-        </w:tc>
-        <w:tc>
-          <w:tcPr>
-            <w:tcW w:type="dxa" w:w="7370"/>
-          </w:tcPr>
-          <w:p>
-            <w:r>
-              <w:t>8시간</w:t>
+              <w:t>관광고등학교 2학년</w:t>
             </w:r>
           </w:p>
         </w:tc>
@@ -722,7 +397,7 @@
         <w:pStyle w:val="ListBullet"/>
       </w:pPr>
       <w:r>
-        <w:t>한 장 보고서 작성법</w:t>
+        <w:t>M1. 여행 상품 기획 — '퍼스널 트래블 디자이너' 맞춤형 일정 설계 → 맞춤 여행상품 기획서</w:t>
       </w:r>
     </w:p>
     <w:p>
@@ -730,15 +405,7 @@
         <w:pStyle w:val="ListBullet"/>
       </w:pPr>
       <w:r>
-        <w:t>설득력 있는 프레젠테이션 실습</w:t>
-      </w:r>
-    </w:p>
-    <w:p>
-      <w:pPr>
-        <w:pStyle w:val="ListBullet"/>
-      </w:pPr>
-      <w:r>
-        <w:t>실제 업무 자료로 진행하는 워크숍</w:t>
+        <w:t>M2. 프리미엄 여행 포토 — AI 사진 편집·마케팅 이미지 제작 → 시그니처 홍보물</w:t>
       </w:r>
     </w:p>
     <w:p>
@@ -746,12 +413,12 @@
         <w:pStyle w:val="Heading2"/>
       </w:pPr>
       <w:r>
-        <w:t>강사 양성 과정 (TTT)</w:t>
+        <w:t>[3학년] AI 취업 출격</w:t>
       </w:r>
     </w:p>
     <w:p>
       <w:r>
-        <w:t>사내 강사와 전문 강사를 위한 교수법 과정</w:t>
+        <w:t>취업 서류와 면접을 AI로 준비하는 실전 단계</w:t>
       </w:r>
     </w:p>
     <w:tbl>
@@ -781,29 +448,7 @@
           </w:tcPr>
           <w:p>
             <w:r>
-              <w:t>사내 강사, 예비 전문 강사</w:t>
-            </w:r>
-          </w:p>
-        </w:tc>
-      </w:tr>
-      <w:tr>
-        <w:tc>
-          <w:tcPr>
-            <w:tcW w:type="dxa" w:w="2268"/>
-          </w:tcPr>
-          <w:p>
-            <w:r>
-              <w:t>시간</w:t>
-            </w:r>
-          </w:p>
-        </w:tc>
-        <w:tc>
-          <w:tcPr>
-            <w:tcW w:type="dxa" w:w="7370"/>
-          </w:tcPr>
-          <w:p>
-            <w:r>
-              <w:t>24시간 (3일)</w:t>
+              <w:t>관광고등학교 3학년</w:t>
             </w:r>
           </w:p>
         </w:tc>
@@ -814,70 +459,7 @@
         <w:pStyle w:val="ListBullet"/>
       </w:pPr>
       <w:r>
-        <w:t>교안 설계와 커리큘럼 개발</w:t>
-      </w:r>
-    </w:p>
-    <w:p>
-      <w:pPr>
-        <w:pStyle w:val="ListBullet"/>
-      </w:pPr>
-      <w:r>
-        <w:t>강의 시연과 전문가 피드백</w:t>
-      </w:r>
-    </w:p>
-    <w:p>
-      <w:pPr>
-        <w:pStyle w:val="ListBullet"/>
-      </w:pPr>
-      <w:r>
-        <w:t>수료 후 강사 네트워크 지원</w:t>
-      </w:r>
-    </w:p>
-    <w:p>
-      <w:pPr>
-        <w:pStyle w:val="Heading1"/>
-      </w:pPr>
-      <w:r>
-        <w:t>차별화 포인트</w:t>
-      </w:r>
-    </w:p>
-    <w:p>
-      <w:pPr>
-        <w:pStyle w:val="Heading3"/>
-      </w:pPr>
-      <w:r>
-        <w:t>1. 사전 진단 기반 커스터마이징</w:t>
-      </w:r>
-    </w:p>
-    <w:p>
-      <w:r>
-        <w:t>교육 전 설문·인터뷰로 조직의 이슈를 파악하고 사례를 과정에 반영합니다.</w:t>
-      </w:r>
-    </w:p>
-    <w:p>
-      <w:pPr>
-        <w:pStyle w:val="Heading3"/>
-      </w:pPr>
-      <w:r>
-        <w:t>2. 실습 비중 60% 이상</w:t>
-      </w:r>
-    </w:p>
-    <w:p>
-      <w:r>
-        <w:t>강의보다 토론·롤플레이·워크숍 중심으로 체득하도록 설계합니다.</w:t>
-      </w:r>
-    </w:p>
-    <w:p>
-      <w:pPr>
-        <w:pStyle w:val="Heading3"/>
-      </w:pPr>
-      <w:r>
-        <w:t>3. 사후 관리 프로그램</w:t>
-      </w:r>
-    </w:p>
-    <w:p>
-      <w:r>
-        <w:t>교육 후 4주간 실천 과제와 코칭으로 현업 적용을 돕습니다.</w:t>
+        <w:t>M1. AI 자기소개서·면접 코칭 — 취업 맞춤형 경력 작성과 모의 면접</w:t>
       </w:r>
     </w:p>
     <w:p>
@@ -928,12 +510,12 @@
               <w:rPr>
                 <w:sz w:val="20"/>
               </w:rPr>
-              <w:t xml:space="preserve">   대표 강사 / 대표이사</w:t>
+              <w:t xml:space="preserve">   대표 강사</w:t>
             </w:r>
           </w:p>
           <w:p>
             <w:r>
-              <w:t>전문 분야: 리더십 · 조직문화 · 성과 코칭</w:t>
+              <w:t>전문 분야: 생성형 AI 활용 · 진로·취업 코칭</w:t>
             </w:r>
           </w:p>
           <w:p>
@@ -946,7 +528,7 @@
           </w:p>
           <w:p>
             <w:r>
-              <w:t>대기업 인사팀과 교육 컨설팅 회사를 거쳐 15년간 리더십과 조직문화 분야에서 강의해 왔습니다. 연간 100회 이상의 기업 강의를 진행하고 있으며, 실무 사례 중심의 강의로 높은 만족도를 받고 있습니다.</w:t>
+              <w:t>(샘플) 15년간 교육 분야에서 강의해 왔습니다. 연간 100회 이상의 강의를 진행하고 있습니다.</w:t>
             </w:r>
           </w:p>
           <w:p>
@@ -962,7 +544,7 @@
               <w:pStyle w:val="ListBullet"/>
             </w:pPr>
             <w:r>
-              <w:t>現 샘플교육컴퍼니 대표이사</w:t>
+              <w:t>現 한국엑스퍼트교육원 대표 강사</w:t>
             </w:r>
           </w:p>
           <w:p>
@@ -970,15 +552,7 @@
               <w:pStyle w:val="ListBullet"/>
             </w:pPr>
             <w:r>
-              <w:t>前 ○○그룹 인재개발원 교육 담당</w:t>
-            </w:r>
-          </w:p>
-          <w:p>
-            <w:pPr>
-              <w:pStyle w:val="ListBullet"/>
-            </w:pPr>
-            <w:r>
-              <w:t>前 ○○컨설팅 수석 컨설턴트</w:t>
+              <w:t>前 ○○ 교육 담당</w:t>
             </w:r>
           </w:p>
           <w:p>
@@ -994,7 +568,7 @@
               <w:pStyle w:val="ListBullet"/>
             </w:pPr>
             <w:r>
-              <w:t>○○대학교 경영학 석사</w:t>
+              <w:t>○○대학교 ○○학과</w:t>
             </w:r>
           </w:p>
           <w:p>
@@ -1010,131 +584,7 @@
               <w:pStyle w:val="ListBullet"/>
             </w:pPr>
             <w:r>
-              <w:t>국제코치연맹(ICF) PCC</w:t>
-            </w:r>
-          </w:p>
-          <w:p>
-            <w:pPr>
-              <w:pStyle w:val="ListBullet"/>
-            </w:pPr>
-            <w:r>
-              <w:t>직업능력개발훈련교사 2급</w:t>
-            </w:r>
-          </w:p>
-        </w:tc>
-      </w:tr>
-    </w:tbl>
-    <w:p/>
-    <w:tbl>
-      <w:tblPr>
-        <w:tblW w:type="auto" w:w="0"/>
-        <w:tblLook w:firstColumn="1" w:firstRow="1" w:lastColumn="0" w:lastRow="0" w:noHBand="0" w:noVBand="1" w:val="04A0"/>
-      </w:tblPr>
-      <w:tblGrid>
-        <w:gridCol w:w="4986"/>
-        <w:gridCol w:w="4986"/>
-      </w:tblGrid>
-      <w:tr>
-        <w:tc>
-          <w:tcPr>
-            <w:tcW w:type="dxa" w:w="2551"/>
-          </w:tcPr>
-          <w:p>
-            <w:r/>
-          </w:p>
-        </w:tc>
-        <w:tc>
-          <w:tcPr>
-            <w:tcW w:type="dxa" w:w="7087"/>
-          </w:tcPr>
-          <w:p>
-            <w:r>
-              <w:rPr>
-                <w:b/>
-                <w:color w:val="1F4E79"/>
-                <w:sz w:val="30"/>
-              </w:rPr>
-              <w:t>김영희</w:t>
-            </w:r>
-            <w:r>
-              <w:rPr>
-                <w:sz w:val="20"/>
-              </w:rPr>
-              <w:t xml:space="preserve">   수석 강사</w:t>
-            </w:r>
-          </w:p>
-          <w:p>
-            <w:r>
-              <w:t>전문 분야: 프레젠테이션 · 비즈니스 커뮤니케이션 · 보고서 작성</w:t>
-            </w:r>
-          </w:p>
-          <w:p>
-            <w:r>
-              <w:rPr>
-                <w:i/>
-              </w:rPr>
-              <w:t>“잘 말하는 사람이 아니라, 잘 전달하는 사람을 만듭니다.”</w:t>
-            </w:r>
-          </w:p>
-          <w:p>
-            <w:r>
-              <w:t>방송사 아나운서 출신으로 12년간 스피치와 비즈니스 커뮤니케이션 분야에서 강의하고 있습니다. 공공기관과 대기업을 중심으로 프레젠테이션 코칭을 진행합니다.</w:t>
-            </w:r>
-          </w:p>
-          <w:p>
-            <w:r>
-              <w:rPr>
-                <w:b/>
-              </w:rPr>
-              <w:t>주요 경력</w:t>
-            </w:r>
-          </w:p>
-          <w:p>
-            <w:pPr>
-              <w:pStyle w:val="ListBullet"/>
-            </w:pPr>
-            <w:r>
-              <w:t>現 샘플교육컴퍼니 수석 강사</w:t>
-            </w:r>
-          </w:p>
-          <w:p>
-            <w:pPr>
-              <w:pStyle w:val="ListBullet"/>
-            </w:pPr>
-            <w:r>
-              <w:t>前 ○○방송 아나운서</w:t>
-            </w:r>
-          </w:p>
-          <w:p>
-            <w:r>
-              <w:rPr>
-                <w:b/>
-              </w:rPr>
-              <w:t>학력</w:t>
-            </w:r>
-          </w:p>
-          <w:p>
-            <w:pPr>
-              <w:pStyle w:val="ListBullet"/>
-            </w:pPr>
-            <w:r>
-              <w:t>○○대학교 신문방송학 학사</w:t>
-            </w:r>
-          </w:p>
-          <w:p>
-            <w:r>
-              <w:rPr>
-                <w:b/>
-              </w:rPr>
-              <w:t>자격</w:t>
-            </w:r>
-          </w:p>
-          <w:p>
-            <w:pPr>
-              <w:pStyle w:val="ListBullet"/>
-            </w:pPr>
-            <w:r>
-              <w:t>스피치 지도사 1급</w:t>
+              <w:t>○○ 자격</w:t>
             </w:r>
           </w:p>
         </w:tc>
@@ -1144,59 +594,6 @@
     <w:p>
       <w:r>
         <w:br w:type="page"/>
-      </w:r>
-    </w:p>
-    <w:p>
-      <w:pPr>
-        <w:pStyle w:val="Heading1"/>
-      </w:pPr>
-      <w:r>
-        <w:t>주요 고객사</w:t>
-      </w:r>
-    </w:p>
-    <w:p>
-      <w:r>
-        <w:t>○○전자  ·  ○○은행  ·  ○○공사  ·  ○○대학교  ·  ○○제약  ·  ○○물류</w:t>
-      </w:r>
-    </w:p>
-    <w:p>
-      <w:pPr>
-        <w:pStyle w:val="Heading1"/>
-      </w:pPr>
-      <w:r>
-        <w:t>고객 후기</w:t>
-      </w:r>
-    </w:p>
-    <w:p>
-      <w:r>
-        <w:rPr>
-          <w:i/>
-        </w:rPr>
-        <w:t>“교육이 끝난 뒤에도 실천 과제를 챙겨주셔서 현업에서 실제 변화가 있었습니다.”</w:t>
-      </w:r>
-    </w:p>
-    <w:p>
-      <w:pPr>
-        <w:ind w:left="567"/>
-      </w:pPr>
-      <w:r>
-        <w:t>— ○○전자 인재개발팀 김OO 팀장</w:t>
-      </w:r>
-    </w:p>
-    <w:p>
-      <w:r>
-        <w:rPr>
-          <w:i/>
-        </w:rPr>
-        <w:t>“우리 회사 사례로 진행해 주셔서 몰입도가 완전히 달랐습니다.”</w:t>
-      </w:r>
-    </w:p>
-    <w:p>
-      <w:pPr>
-        <w:ind w:left="567"/>
-      </w:pPr>
-      <w:r>
-        <w:t>— ○○은행 교육담당 이OO 과장</w:t>
       </w:r>
     </w:p>
     <w:p/>
@@ -1210,7 +607,7 @@
           <w:color w:val="1F4E79"/>
           <w:sz w:val="32"/>
         </w:rPr>
-        <w:t>함께 성장할 파트너를 찾고 계신가요?</w:t>
+        <w:t>학생 맞춤형 AI 교육, 한국엑스퍼트교육원과 함께하세요</w:t>
       </w:r>
     </w:p>
     <w:p>
@@ -1218,7 +615,7 @@
         <w:jc w:val="center"/>
       </w:pPr>
       <w:r>
-        <w:t>교육 목적과 대상만 알려주시면 48시간 내에 맞춤 제안서를 보내드립니다.</w:t>
+        <w:t>교육 대상과 목적을 알려주시면 맞춤 교육 제안서를 보내드립니다.</w:t>
       </w:r>
     </w:p>
     <w:p>
@@ -1229,105 +626,6 @@
         <w:t>문의</w:t>
       </w:r>
     </w:p>
-    <w:tbl>
-      <w:tblPr>
-        <w:tblStyle w:val="LightList-Accent1"/>
-        <w:tblW w:type="auto" w:w="0"/>
-        <w:tblLook w:firstColumn="1" w:firstRow="1" w:lastColumn="0" w:lastRow="0" w:noHBand="0" w:noVBand="1" w:val="04A0"/>
-      </w:tblPr>
-      <w:tblGrid>
-        <w:gridCol w:w="4986"/>
-        <w:gridCol w:w="4986"/>
-      </w:tblGrid>
-      <w:tr>
-        <w:tc>
-          <w:tcPr>
-            <w:tcW w:type="dxa" w:w="2268"/>
-          </w:tcPr>
-          <w:p>
-            <w:r>
-              <w:t>전화</w:t>
-            </w:r>
-          </w:p>
-        </w:tc>
-        <w:tc>
-          <w:tcPr>
-            <w:tcW w:type="dxa" w:w="7370"/>
-          </w:tcPr>
-          <w:p>
-            <w:r>
-              <w:t>02-1234-5678</w:t>
-            </w:r>
-          </w:p>
-        </w:tc>
-      </w:tr>
-      <w:tr>
-        <w:tc>
-          <w:tcPr>
-            <w:tcW w:type="dxa" w:w="2268"/>
-          </w:tcPr>
-          <w:p>
-            <w:r>
-              <w:t>이메일</w:t>
-            </w:r>
-          </w:p>
-        </w:tc>
-        <w:tc>
-          <w:tcPr>
-            <w:tcW w:type="dxa" w:w="7370"/>
-          </w:tcPr>
-          <w:p>
-            <w:r>
-              <w:t>contact@example.com</w:t>
-            </w:r>
-          </w:p>
-        </w:tc>
-      </w:tr>
-      <w:tr>
-        <w:tc>
-          <w:tcPr>
-            <w:tcW w:type="dxa" w:w="2268"/>
-          </w:tcPr>
-          <w:p>
-            <w:r>
-              <w:t>웹사이트</w:t>
-            </w:r>
-          </w:p>
-        </w:tc>
-        <w:tc>
-          <w:tcPr>
-            <w:tcW w:type="dxa" w:w="7370"/>
-          </w:tcPr>
-          <w:p>
-            <w:r>
-              <w:t>https://www.example.com</w:t>
-            </w:r>
-          </w:p>
-        </w:tc>
-      </w:tr>
-      <w:tr>
-        <w:tc>
-          <w:tcPr>
-            <w:tcW w:type="dxa" w:w="2268"/>
-          </w:tcPr>
-          <w:p>
-            <w:r>
-              <w:t>주소</w:t>
-            </w:r>
-          </w:p>
-        </w:tc>
-        <w:tc>
-          <w:tcPr>
-            <w:tcW w:type="dxa" w:w="7370"/>
-          </w:tcPr>
-          <w:p>
-            <w:r>
-              <w:t>서울특별시 강남구 테헤란로 123, 10층</w:t>
-            </w:r>
-          </w:p>
-        </w:tc>
-      </w:tr>
-    </w:tbl>
     <w:sectPr>
       <w:pgSz w:w="12240" w:h="15840"/>
       <w:pgMar w:top="1134" w:right="1134" w:bottom="1134" w:left="1134" w:header="720" w:footer="720" w:gutter="0"/>

--- a/output/company-introduction.docx
+++ b/output/company-introduction.docx
@@ -27,7 +27,7 @@
       <w:r>
         <w:rPr>
           <w:b/>
-          <w:color w:val="1F4E79"/>
+          <w:color w:val="1E1E1E"/>
           <w:sz w:val="68"/>
         </w:rPr>
         <w:t>한국엑스퍼트교육원</w:t>
@@ -501,7 +501,7 @@
             <w:r>
               <w:rPr>
                 <w:b/>
-                <w:color w:val="1F4E79"/>
+                <w:color w:val="1E1E1E"/>
                 <w:sz w:val="30"/>
               </w:rPr>
               <w:t>홍길동</w:t>
@@ -604,7 +604,7 @@
       <w:r>
         <w:rPr>
           <w:b/>
-          <w:color w:val="1F4E79"/>
+          <w:color w:val="1E1E1E"/>
           <w:sz w:val="32"/>
         </w:rPr>
         <w:t>학생 맞춤형 AI 교육, 한국엑스퍼트교육원과 함께하세요</w:t>
@@ -1066,7 +1066,7 @@
       <w:rFonts w:asciiTheme="majorHAnsi" w:eastAsiaTheme="majorEastAsia" w:hAnsiTheme="majorHAnsi" w:cstheme="majorBidi" w:ascii="맑은 고딕" w:hAnsi="맑은 고딕" w:eastAsia="맑은 고딕"/>
       <w:b/>
       <w:bCs/>
-      <w:color w:val="1F4E79"/>
+      <w:color w:val="1E1E1E"/>
       <w:sz w:val="28"/>
       <w:szCs w:val="28"/>
     </w:rPr>
@@ -1090,7 +1090,7 @@
       <w:rFonts w:asciiTheme="majorHAnsi" w:eastAsiaTheme="majorEastAsia" w:hAnsiTheme="majorHAnsi" w:cstheme="majorBidi" w:ascii="맑은 고딕" w:hAnsi="맑은 고딕" w:eastAsia="맑은 고딕"/>
       <w:b/>
       <w:bCs/>
-      <w:color w:val="1F4E79"/>
+      <w:color w:val="1E1E1E"/>
       <w:sz w:val="26"/>
       <w:szCs w:val="26"/>
     </w:rPr>
@@ -1114,7 +1114,7 @@
       <w:rFonts w:asciiTheme="majorHAnsi" w:eastAsiaTheme="majorEastAsia" w:hAnsiTheme="majorHAnsi" w:cstheme="majorBidi" w:ascii="맑은 고딕" w:hAnsi="맑은 고딕" w:eastAsia="맑은 고딕"/>
       <w:b/>
       <w:bCs/>
-      <w:color w:val="1F4E79"/>
+      <w:color w:val="1E1E1E"/>
     </w:rPr>
   </w:style>
   <w:style w:type="paragraph" w:styleId="Heading4">
@@ -1353,7 +1353,7 @@
     </w:pPr>
     <w:rPr>
       <w:rFonts w:asciiTheme="majorHAnsi" w:eastAsiaTheme="majorEastAsia" w:hAnsiTheme="majorHAnsi" w:cstheme="majorBidi" w:ascii="맑은 고딕" w:hAnsi="맑은 고딕" w:eastAsia="맑은 고딕"/>
-      <w:color w:val="1F4E79"/>
+      <w:color w:val="1E1E1E"/>
       <w:spacing w:val="5"/>
       <w:kern w:val="28"/>
       <w:sz w:val="52"/>

--- a/output/company-introduction.docx
+++ b/output/company-introduction.docx
@@ -2,6 +2,45 @@
 <file path=word/document.xml><?xml version="1.0" encoding="utf-8"?>
 <w:document xmlns:wpc="http://schemas.microsoft.com/office/word/2010/wordprocessingCanvas" xmlns:mo="http://schemas.microsoft.com/office/mac/office/2008/main" xmlns:mc="http://schemas.openxmlformats.org/markup-compatibility/2006" xmlns:mv="urn:schemas-microsoft-com:mac:vml" xmlns:o="urn:schemas-microsoft-com:office:office" xmlns:r="http://schemas.openxmlformats.org/officeDocument/2006/relationships" xmlns:m="http://schemas.openxmlformats.org/officeDocument/2006/math" xmlns:v="urn:schemas-microsoft-com:vml" xmlns:wp14="http://schemas.microsoft.com/office/word/2010/wordprocessingDrawing" xmlns:wp="http://schemas.openxmlformats.org/drawingml/2006/wordprocessingDrawing" xmlns:w10="urn:schemas-microsoft-com:office:word" xmlns:w="http://schemas.openxmlformats.org/wordprocessingml/2006/main" xmlns:w14="http://schemas.microsoft.com/office/word/2010/wordml" xmlns:wpg="http://schemas.microsoft.com/office/word/2010/wordprocessingGroup" xmlns:wpi="http://schemas.microsoft.com/office/word/2010/wordprocessingInk" xmlns:wne="http://schemas.microsoft.com/office/word/2006/wordml" xmlns:wps="http://schemas.microsoft.com/office/word/2010/wordprocessingShape" mc:Ignorable="w14 wp14">
   <w:body>
+    <w:p>
+      <w:pPr>
+        <w:jc w:val="center"/>
+      </w:pPr>
+      <w:r>
+        <w:drawing>
+          <wp:inline xmlns:a="http://schemas.openxmlformats.org/drawingml/2006/main" xmlns:pic="http://schemas.openxmlformats.org/drawingml/2006/picture">
+            <wp:extent cx="2880000" cy="657600"/>
+            <wp:docPr id="1" name="Picture 1"/>
+            <wp:cNvGraphicFramePr>
+              <a:graphicFrameLocks noChangeAspect="1"/>
+            </wp:cNvGraphicFramePr>
+            <a:graphic>
+              <a:graphicData uri="http://schemas.openxmlformats.org/drawingml/2006/picture">
+                <pic:pic>
+                  <pic:nvPicPr>
+                    <pic:cNvPr id="0" name="logo.png"/>
+                    <pic:cNvPicPr/>
+                  </pic:nvPicPr>
+                  <pic:blipFill>
+                    <a:blip r:embed="rId9"/>
+                    <a:stretch>
+                      <a:fillRect/>
+                    </a:stretch>
+                  </pic:blipFill>
+                  <pic:spPr>
+                    <a:xfrm>
+                      <a:off x="0" y="0"/>
+                      <a:ext cx="2880000" cy="657600"/>
+                    </a:xfrm>
+                    <a:prstGeom prst="rect"/>
+                  </pic:spPr>
+                </pic:pic>
+              </a:graphicData>
+            </a:graphic>
+          </wp:inline>
+        </w:drawing>
+      </w:r>
+    </w:p>
     <w:p/>
     <w:p/>
     <w:p/>

--- a/output/company-introduction.docx
+++ b/output/company-introduction.docx
@@ -315,12 +315,208 @@
         <w:pStyle w:val="Heading1"/>
       </w:pPr>
       <w:r>
-        <w:t>AI 투어 메이커 프로그램</w:t>
+        <w:t>한국엑스퍼트교육원, 무엇이 다른가?</w:t>
       </w:r>
     </w:p>
     <w:p>
       <w:r>
-        <w:t>기초부터 실전 취업까지, 관광고등학교 맞춤형 3단계 성장 로드맵</w:t>
+        <w:rPr>
+          <w:b/>
+          <w:color w:val="1E1E1E"/>
+          <w:sz w:val="28"/>
+        </w:rPr>
+        <w:t>“엑스퍼트교육원을 찾는 이유가 궁금하신가요?”</w:t>
+      </w:r>
+    </w:p>
+    <w:tbl>
+      <w:tblPr>
+        <w:tblStyle w:val="LightGrid-Accent1"/>
+        <w:tblW w:type="auto" w:w="0"/>
+        <w:tblLook w:firstColumn="1" w:firstRow="1" w:lastColumn="0" w:lastRow="0" w:noHBand="0" w:noVBand="1" w:val="04A0"/>
+      </w:tblPr>
+      <w:tblGrid>
+        <w:gridCol w:w="4986"/>
+        <w:gridCol w:w="4986"/>
+      </w:tblGrid>
+      <w:tr>
+        <w:tc>
+          <w:tcPr>
+            <w:tcW w:type="dxa" w:w="4986"/>
+          </w:tcPr>
+          <w:p>
+            <w:r>
+              <w:t>기존 교육의 한계</w:t>
+            </w:r>
+          </w:p>
+        </w:tc>
+        <w:tc>
+          <w:tcPr>
+            <w:tcW w:type="dxa" w:w="4986"/>
+          </w:tcPr>
+          <w:p>
+            <w:r>
+              <w:t>한국엑스퍼트교육원</w:t>
+            </w:r>
+          </w:p>
+        </w:tc>
+      </w:tr>
+      <w:tr>
+        <w:tc>
+          <w:tcPr>
+            <w:tcW w:type="dxa" w:w="4986"/>
+          </w:tcPr>
+          <w:p>
+            <w:r>
+              <w:t>✕ 듣고 끝나는 강의</w:t>
+            </w:r>
+          </w:p>
+        </w:tc>
+        <w:tc>
+          <w:tcPr>
+            <w:tcW w:type="dxa" w:w="4986"/>
+          </w:tcPr>
+          <w:p>
+            <w:r>
+              <w:t>✔ 실습 중심</w:t>
+            </w:r>
+          </w:p>
+        </w:tc>
+      </w:tr>
+      <w:tr>
+        <w:tc>
+          <w:tcPr>
+            <w:tcW w:type="dxa" w:w="4986"/>
+          </w:tcPr>
+          <w:p>
+            <w:r>
+              <w:t>✕ 설명 위주의 수업</w:t>
+            </w:r>
+          </w:p>
+        </w:tc>
+        <w:tc>
+          <w:tcPr>
+            <w:tcW w:type="dxa" w:w="4986"/>
+          </w:tcPr>
+          <w:p>
+            <w:r>
+              <w:t>✔ 참여형 수업</w:t>
+            </w:r>
+          </w:p>
+        </w:tc>
+      </w:tr>
+      <w:tr>
+        <w:tc>
+          <w:tcPr>
+            <w:tcW w:type="dxa" w:w="4986"/>
+          </w:tcPr>
+          <w:p>
+            <w:r>
+              <w:t>✕ 현실과 다른 진로 정보</w:t>
+            </w:r>
+          </w:p>
+        </w:tc>
+        <w:tc>
+          <w:tcPr>
+            <w:tcW w:type="dxa" w:w="4986"/>
+          </w:tcPr>
+          <w:p>
+            <w:r>
+              <w:t>✔ 결과물이 남는 교육</w:t>
+            </w:r>
+          </w:p>
+        </w:tc>
+      </w:tr>
+    </w:tbl>
+    <w:p>
+      <w:pPr>
+        <w:jc w:val="center"/>
+      </w:pPr>
+      <w:r>
+        <w:rPr>
+          <w:color w:val="888888"/>
+        </w:rPr>
+        <w:t xml:space="preserve">교육의 목표  </w:t>
+      </w:r>
+      <w:r>
+        <w:rPr>
+          <w:b/>
+          <w:sz w:val="26"/>
+        </w:rPr>
+        <w:t>스스로 '해봤다'고 말할 수 있도록</w:t>
+      </w:r>
+    </w:p>
+    <w:p>
+      <w:pPr>
+        <w:pStyle w:val="Heading1"/>
+      </w:pPr>
+      <w:r>
+        <w:t>교육 프로그램</w:t>
+      </w:r>
+    </w:p>
+    <w:p>
+      <w:pPr>
+        <w:pStyle w:val="ListBullet"/>
+      </w:pPr>
+      <w:r>
+        <w:rPr>
+          <w:b/>
+        </w:rPr>
+        <w:t xml:space="preserve">AI 교육  </w:t>
+      </w:r>
+      <w:r>
+        <w:t>AI를 '아는 것'에서 '활용하는 능력'으로</w:t>
+      </w:r>
+    </w:p>
+    <w:p>
+      <w:pPr>
+        <w:pStyle w:val="ListBullet"/>
+      </w:pPr>
+      <w:r>
+        <w:rPr>
+          <w:b/>
+        </w:rPr>
+        <w:t xml:space="preserve">취업·진로  </w:t>
+      </w:r>
+      <w:r>
+        <w:t>막연한 고민을 '계획'으로</w:t>
+      </w:r>
+    </w:p>
+    <w:p>
+      <w:pPr>
+        <w:pStyle w:val="ListBullet"/>
+      </w:pPr>
+      <w:r>
+        <w:rPr>
+          <w:b/>
+        </w:rPr>
+        <w:t xml:space="preserve">직업체험  </w:t>
+      </w:r>
+      <w:r>
+        <w:t>보는 체험이 아닌, 해보는 경험</w:t>
+      </w:r>
+    </w:p>
+    <w:p>
+      <w:pPr>
+        <w:jc w:val="center"/>
+      </w:pPr>
+      <w:r>
+        <w:rPr>
+          <w:b/>
+        </w:rPr>
+        <w:t>“교육은 3개 축으로 구성됩니다.”</w:t>
+      </w:r>
+    </w:p>
+    <w:p>
+      <w:r>
+        <w:br w:type="page"/>
+      </w:r>
+    </w:p>
+    <w:p>
+      <w:pPr>
+        <w:pStyle w:val="Heading1"/>
+      </w:pPr>
+      <w:r>
+        <w:t>교육 프로그램</w:t>
       </w:r>
     </w:p>
     <w:p>
@@ -328,12 +524,7 @@
         <w:pStyle w:val="Heading2"/>
       </w:pPr>
       <w:r>
-        <w:t>[1학년] AI 워밍업 (Explore)</w:t>
-      </w:r>
-    </w:p>
-    <w:p>
-      <w:r>
-        <w:t>생성형 AI와 친해지고 나의 관광 진로를 탐색하는 단계</w:t>
+        <w:t>AI 투어 메이커 프로그램</w:t>
       </w:r>
     </w:p>
     <w:tbl>
@@ -353,7 +544,7 @@
           </w:tcPr>
           <w:p>
             <w:r>
-              <w:t>대상</w:t>
+              <w:t>활용 대상</w:t>
             </w:r>
           </w:p>
         </w:tc>
@@ -363,12 +554,30 @@
           </w:tcPr>
           <w:p>
             <w:r>
-              <w:t>관광고등학교 1학년</w:t>
+              <w:t>관광고등학교 1~3학년</w:t>
             </w:r>
           </w:p>
         </w:tc>
       </w:tr>
     </w:tbl>
+    <w:p>
+      <w:r>
+        <w:t>기초부터 실전 취업까지, 관광고등학교 맞춤형 3단계 성장 로드맵</w:t>
+      </w:r>
+    </w:p>
+    <w:p>
+      <w:pPr>
+        <w:pStyle w:val="Heading3"/>
+      </w:pPr>
+      <w:r>
+        <w:t>1. [1학년] AI 워밍업 (Explore)</w:t>
+      </w:r>
+    </w:p>
+    <w:p>
+      <w:r>
+        <w:t>생성형 AI와 친해지고 나의 관광 진로를 탐색하는 단계</w:t>
+      </w:r>
+    </w:p>
     <w:p>
       <w:pPr>
         <w:pStyle w:val="ListBullet"/>
@@ -387,15 +596,60 @@
     </w:p>
     <w:p>
       <w:pPr>
-        <w:pStyle w:val="Heading2"/>
+        <w:pStyle w:val="Heading3"/>
       </w:pPr>
       <w:r>
-        <w:t>[2학년] AI 실무 장착 (Apply)</w:t>
+        <w:t>2. [2학년] AI 실무 장착 (Apply)</w:t>
       </w:r>
     </w:p>
     <w:p>
       <w:r>
         <w:t>AI로 실제 관광 상품과 홍보물을 기획·제작하는 단계</w:t>
+      </w:r>
+    </w:p>
+    <w:p>
+      <w:pPr>
+        <w:pStyle w:val="ListBullet"/>
+      </w:pPr>
+      <w:r>
+        <w:t>M1. 여행 상품 기획 — '퍼스널 트래블 디자이너' 맞춤형 일정 설계 → 맞춤 여행상품 기획서</w:t>
+      </w:r>
+    </w:p>
+    <w:p>
+      <w:pPr>
+        <w:pStyle w:val="ListBullet"/>
+      </w:pPr>
+      <w:r>
+        <w:t>M2. 프리미엄 여행 포토 — AI 사진 편집·마케팅 이미지 제작 → 시그니처 홍보물</w:t>
+      </w:r>
+    </w:p>
+    <w:p>
+      <w:pPr>
+        <w:pStyle w:val="Heading3"/>
+      </w:pPr>
+      <w:r>
+        <w:t>3. [3학년] AI 취업 출격</w:t>
+      </w:r>
+    </w:p>
+    <w:p>
+      <w:r>
+        <w:t>취업 서류와 면접을 AI로 준비하는 실전 단계</w:t>
+      </w:r>
+    </w:p>
+    <w:p>
+      <w:pPr>
+        <w:pStyle w:val="ListBullet"/>
+      </w:pPr>
+      <w:r>
+        <w:t>M1. AI 자기소개서·면접 코칭 — 취업 맞춤형 경력 작성과 모의 면접</w:t>
+      </w:r>
+    </w:p>
+    <w:p>
+      <w:pPr>
+        <w:pStyle w:val="Heading2"/>
+      </w:pPr>
+      <w:r>
+        <w:t>취업·진로 교육 프로그램</w:t>
       </w:r>
     </w:p>
     <w:tbl>
@@ -415,7 +669,7 @@
           </w:tcPr>
           <w:p>
             <w:r>
-              <w:t>대상</w:t>
+              <w:t>활용 대상</w:t>
             </w:r>
           </w:p>
         </w:tc>
@@ -425,18 +679,23 @@
           </w:tcPr>
           <w:p>
             <w:r>
-              <w:t>관광고등학교 2학년</w:t>
+              <w:t>고등·대학생 / 취업 준비생 / 직무 역량 강화 과정</w:t>
             </w:r>
           </w:p>
         </w:tc>
       </w:tr>
     </w:tbl>
     <w:p>
+      <w:r>
+        <w:t>'무엇을 해야 할지 모른다'는 고민을 실행 가능한 진로 로드맵으로 바꿉니다.</w:t>
+      </w:r>
+    </w:p>
+    <w:p>
       <w:pPr>
-        <w:pStyle w:val="ListBullet"/>
+        <w:pStyle w:val="Heading3"/>
       </w:pPr>
       <w:r>
-        <w:t>M1. 여행 상품 기획 — '퍼스널 트래블 디자이너' 맞춤형 일정 설계 → 맞춤 여행상품 기획서</w:t>
+        <w:t>1. 주요 교육 내용</w:t>
       </w:r>
     </w:p>
     <w:p>
@@ -444,7 +703,63 @@
         <w:pStyle w:val="ListBullet"/>
       </w:pPr>
       <w:r>
-        <w:t>M2. 프리미엄 여행 포토 — AI 사진 편집·마케팅 이미지 제작 → 시그니처 홍보물</w:t>
+        <w:t>AI 활용 취업 준비</w:t>
+      </w:r>
+    </w:p>
+    <w:p>
+      <w:pPr>
+        <w:pStyle w:val="ListBullet"/>
+      </w:pPr>
+      <w:r>
+        <w:t>인사 담당자를 사로잡는 자기소개·면접 기초</w:t>
+      </w:r>
+    </w:p>
+    <w:p>
+      <w:pPr>
+        <w:pStyle w:val="ListBullet"/>
+      </w:pPr>
+      <w:r>
+        <w:t>직무 이해 및 기업 분석</w:t>
+      </w:r>
+    </w:p>
+    <w:p>
+      <w:pPr>
+        <w:pStyle w:val="ListBullet"/>
+      </w:pPr>
+      <w:r>
+        <w:t>나의 강점·적성 탐색</w:t>
+      </w:r>
+    </w:p>
+    <w:p>
+      <w:pPr>
+        <w:pStyle w:val="Heading3"/>
+      </w:pPr>
+      <w:r>
+        <w:t>2. 기대 효과</w:t>
+      </w:r>
+    </w:p>
+    <w:p>
+      <w:pPr>
+        <w:pStyle w:val="ListBullet"/>
+      </w:pPr>
+      <w:r>
+        <w:t>진로 방향 명확화</w:t>
+      </w:r>
+    </w:p>
+    <w:p>
+      <w:pPr>
+        <w:pStyle w:val="ListBullet"/>
+      </w:pPr>
+      <w:r>
+        <w:t>자기 이해도 향상</w:t>
+      </w:r>
+    </w:p>
+    <w:p>
+      <w:pPr>
+        <w:pStyle w:val="ListBullet"/>
+      </w:pPr>
+      <w:r>
+        <w:t>취업 준비 동기 강화</w:t>
       </w:r>
     </w:p>
     <w:p>
@@ -452,12 +767,7 @@
         <w:pStyle w:val="Heading2"/>
       </w:pPr>
       <w:r>
-        <w:t>[3학년] AI 취업 출격</w:t>
-      </w:r>
-    </w:p>
-    <w:p>
-      <w:r>
-        <w:t>취업 서류와 면접을 AI로 준비하는 실전 단계</w:t>
+        <w:t>직업체험</w:t>
       </w:r>
     </w:p>
     <w:tbl>
@@ -477,7 +787,7 @@
           </w:tcPr>
           <w:p>
             <w:r>
-              <w:t>대상</w:t>
+              <w:t>활용 대상</w:t>
             </w:r>
           </w:p>
         </w:tc>
@@ -487,18 +797,103 @@
           </w:tcPr>
           <w:p>
             <w:r>
-              <w:t>관광고등학교 3학년</w:t>
+              <w:t>중·고등학생</w:t>
             </w:r>
           </w:p>
         </w:tc>
       </w:tr>
     </w:tbl>
     <w:p>
+      <w:r>
+        <w:t>직업체험은 보는 체험이 아닌, 해보는 경험이어야 합니다. 직업은 설명만으로는 이해할 수 없습니다.</w:t>
+      </w:r>
+    </w:p>
+    <w:p>
+      <w:pPr>
+        <w:pStyle w:val="Heading3"/>
+      </w:pPr>
+      <w:r>
+        <w:t>1. 주요 직업체험 분야</w:t>
+      </w:r>
+    </w:p>
+    <w:p>
       <w:pPr>
         <w:pStyle w:val="ListBullet"/>
       </w:pPr>
       <w:r>
-        <w:t>M1. AI 자기소개서·면접 코칭 — 취업 맞춤형 경력 작성과 모의 면접</w:t>
+        <w:t>서비스·항공·호텔</w:t>
+      </w:r>
+    </w:p>
+    <w:p>
+      <w:pPr>
+        <w:pStyle w:val="ListBullet"/>
+      </w:pPr>
+      <w:r>
+        <w:t>미래 직업·신산업</w:t>
+      </w:r>
+    </w:p>
+    <w:p>
+      <w:pPr>
+        <w:pStyle w:val="ListBullet"/>
+      </w:pPr>
+      <w:r>
+        <w:t>학생 맞춤 직무 체험</w:t>
+      </w:r>
+    </w:p>
+    <w:p>
+      <w:pPr>
+        <w:pStyle w:val="Heading3"/>
+      </w:pPr>
+      <w:r>
+        <w:t>2. 직업체험 방식</w:t>
+      </w:r>
+    </w:p>
+    <w:p>
+      <w:pPr>
+        <w:pStyle w:val="ListBullet"/>
+      </w:pPr>
+      <w:r>
+        <w:t>역할·상황 기반 미션 수행</w:t>
+      </w:r>
+    </w:p>
+    <w:p>
+      <w:pPr>
+        <w:pStyle w:val="ListBullet"/>
+      </w:pPr>
+      <w:r>
+        <w:t>팀 활동 중심 체험</w:t>
+      </w:r>
+    </w:p>
+    <w:p>
+      <w:pPr>
+        <w:pStyle w:val="Heading3"/>
+      </w:pPr>
+      <w:r>
+        <w:t>3. 체험 효과</w:t>
+      </w:r>
+    </w:p>
+    <w:p>
+      <w:pPr>
+        <w:pStyle w:val="ListBullet"/>
+      </w:pPr>
+      <w:r>
+        <w:t>직업에 대한 현실적 이해</w:t>
+      </w:r>
+    </w:p>
+    <w:p>
+      <w:pPr>
+        <w:pStyle w:val="ListBullet"/>
+      </w:pPr>
+      <w:r>
+        <w:t>진로 선택 후회 감소</w:t>
+      </w:r>
+    </w:p>
+    <w:p>
+      <w:pPr>
+        <w:pStyle w:val="ListBullet"/>
+      </w:pPr>
+      <w:r>
+        <w:t>적극적인 참여와 몰입</w:t>
       </w:r>
     </w:p>
     <w:p>

--- a/output/company-introduction.docx
+++ b/output/company-introduction.docx
@@ -901,135 +901,6 @@
         <w:br w:type="page"/>
       </w:r>
     </w:p>
-    <w:p>
-      <w:pPr>
-        <w:pStyle w:val="Heading1"/>
-      </w:pPr>
-      <w:r>
-        <w:t>강사 소개</w:t>
-      </w:r>
-    </w:p>
-    <w:tbl>
-      <w:tblPr>
-        <w:tblW w:type="auto" w:w="0"/>
-        <w:tblLook w:firstColumn="1" w:firstRow="1" w:lastColumn="0" w:lastRow="0" w:noHBand="0" w:noVBand="1" w:val="04A0"/>
-      </w:tblPr>
-      <w:tblGrid>
-        <w:gridCol w:w="4986"/>
-        <w:gridCol w:w="4986"/>
-      </w:tblGrid>
-      <w:tr>
-        <w:tc>
-          <w:tcPr>
-            <w:tcW w:type="dxa" w:w="2551"/>
-          </w:tcPr>
-          <w:p>
-            <w:r/>
-          </w:p>
-        </w:tc>
-        <w:tc>
-          <w:tcPr>
-            <w:tcW w:type="dxa" w:w="7087"/>
-          </w:tcPr>
-          <w:p>
-            <w:r>
-              <w:rPr>
-                <w:b/>
-                <w:color w:val="1E1E1E"/>
-                <w:sz w:val="30"/>
-              </w:rPr>
-              <w:t>홍길동</w:t>
-            </w:r>
-            <w:r>
-              <w:rPr>
-                <w:sz w:val="20"/>
-              </w:rPr>
-              <w:t xml:space="preserve">   대표 강사</w:t>
-            </w:r>
-          </w:p>
-          <w:p>
-            <w:r>
-              <w:t>전문 분야: 생성형 AI 활용 · 진로·취업 코칭</w:t>
-            </w:r>
-          </w:p>
-          <w:p>
-            <w:r>
-              <w:rPr>
-                <w:i/>
-              </w:rPr>
-              <w:t>“교육은 사람을 바꾸고, 사람은 조직을 바꿉니다.”</w:t>
-            </w:r>
-          </w:p>
-          <w:p>
-            <w:r>
-              <w:t>(샘플) 15년간 교육 분야에서 강의해 왔습니다. 연간 100회 이상의 강의를 진행하고 있습니다.</w:t>
-            </w:r>
-          </w:p>
-          <w:p>
-            <w:r>
-              <w:rPr>
-                <w:b/>
-              </w:rPr>
-              <w:t>주요 경력</w:t>
-            </w:r>
-          </w:p>
-          <w:p>
-            <w:pPr>
-              <w:pStyle w:val="ListBullet"/>
-            </w:pPr>
-            <w:r>
-              <w:t>現 한국엑스퍼트교육원 대표 강사</w:t>
-            </w:r>
-          </w:p>
-          <w:p>
-            <w:pPr>
-              <w:pStyle w:val="ListBullet"/>
-            </w:pPr>
-            <w:r>
-              <w:t>前 ○○ 교육 담당</w:t>
-            </w:r>
-          </w:p>
-          <w:p>
-            <w:r>
-              <w:rPr>
-                <w:b/>
-              </w:rPr>
-              <w:t>학력</w:t>
-            </w:r>
-          </w:p>
-          <w:p>
-            <w:pPr>
-              <w:pStyle w:val="ListBullet"/>
-            </w:pPr>
-            <w:r>
-              <w:t>○○대학교 ○○학과</w:t>
-            </w:r>
-          </w:p>
-          <w:p>
-            <w:r>
-              <w:rPr>
-                <w:b/>
-              </w:rPr>
-              <w:t>자격</w:t>
-            </w:r>
-          </w:p>
-          <w:p>
-            <w:pPr>
-              <w:pStyle w:val="ListBullet"/>
-            </w:pPr>
-            <w:r>
-              <w:t>○○ 자격</w:t>
-            </w:r>
-          </w:p>
-        </w:tc>
-      </w:tr>
-    </w:tbl>
-    <w:p/>
-    <w:p>
-      <w:r>
-        <w:br w:type="page"/>
-      </w:r>
-    </w:p>
     <w:p/>
     <w:p>
       <w:pPr>

--- a/output/company-introduction.docx
+++ b/output/company-introduction.docx
@@ -645,6 +645,33 @@
       </w:r>
     </w:p>
     <w:p>
+      <w:r>
+        <w:rPr>
+          <w:i/>
+          <w:color w:val="999999"/>
+        </w:rPr>
+        <w:t>[사진 자리] assets/programs/ai-tour-1.jpg</w:t>
+      </w:r>
+    </w:p>
+    <w:p>
+      <w:r>
+        <w:rPr>
+          <w:i/>
+          <w:color w:val="999999"/>
+        </w:rPr>
+        <w:t>[사진 자리] assets/programs/ai-tour-2.jpg</w:t>
+      </w:r>
+    </w:p>
+    <w:p>
+      <w:r>
+        <w:rPr>
+          <w:i/>
+          <w:color w:val="999999"/>
+        </w:rPr>
+        <w:t>[사진 자리] assets/programs/ai-tour-3.jpg</w:t>
+      </w:r>
+    </w:p>
+    <w:p>
       <w:pPr>
         <w:pStyle w:val="Heading2"/>
       </w:pPr>
@@ -760,6 +787,42 @@
       </w:pPr>
       <w:r>
         <w:t>취업 준비 동기 강화</w:t>
+      </w:r>
+    </w:p>
+    <w:p>
+      <w:r>
+        <w:rPr>
+          <w:i/>
+          <w:color w:val="999999"/>
+        </w:rPr>
+        <w:t>[사진 자리] assets/programs/career-1.jpg</w:t>
+      </w:r>
+    </w:p>
+    <w:p>
+      <w:r>
+        <w:rPr>
+          <w:i/>
+          <w:color w:val="999999"/>
+        </w:rPr>
+        <w:t>[사진 자리] assets/programs/career-2.jpg</w:t>
+      </w:r>
+    </w:p>
+    <w:p>
+      <w:r>
+        <w:rPr>
+          <w:i/>
+          <w:color w:val="999999"/>
+        </w:rPr>
+        <w:t>[사진 자리] assets/programs/career-3.jpg</w:t>
+      </w:r>
+    </w:p>
+    <w:p>
+      <w:r>
+        <w:rPr>
+          <w:i/>
+          <w:color w:val="999999"/>
+        </w:rPr>
+        <w:t>[사진 자리] assets/programs/career-4.jpg</w:t>
       </w:r>
     </w:p>
     <w:p>
@@ -894,6 +957,33 @@
       </w:pPr>
       <w:r>
         <w:t>적극적인 참여와 몰입</w:t>
+      </w:r>
+    </w:p>
+    <w:p>
+      <w:r>
+        <w:rPr>
+          <w:i/>
+          <w:color w:val="999999"/>
+        </w:rPr>
+        <w:t>[사진 자리] assets/programs/job-1.jpg</w:t>
+      </w:r>
+    </w:p>
+    <w:p>
+      <w:r>
+        <w:rPr>
+          <w:i/>
+          <w:color w:val="999999"/>
+        </w:rPr>
+        <w:t>[사진 자리] assets/programs/job-2.jpg</w:t>
+      </w:r>
+    </w:p>
+    <w:p>
+      <w:r>
+        <w:rPr>
+          <w:i/>
+          <w:color w:val="999999"/>
+        </w:rPr>
+        <w:t>[사진 자리] assets/programs/job-3.jpg</w:t>
       </w:r>
     </w:p>
     <w:p>

--- a/output/company-introduction.docx
+++ b/output/company-introduction.docx
@@ -817,15 +817,6 @@
       </w:r>
     </w:p>
     <w:p>
-      <w:r>
-        <w:rPr>
-          <w:i/>
-          <w:color w:val="999999"/>
-        </w:rPr>
-        <w:t>[사진 자리] assets/programs/career-4.jpg</w:t>
-      </w:r>
-    </w:p>
-    <w:p>
       <w:pPr>
         <w:pStyle w:val="Heading2"/>
       </w:pPr>

--- a/output/company-introduction.docx
+++ b/output/company-introduction.docx
@@ -112,6 +112,7 @@
         <w:rPr>
           <w:sz w:val="20"/>
         </w:rPr>
+        <w:t>koexpert@naver.com</w:t>
       </w:r>
     </w:p>
     <w:p>
@@ -1012,6 +1013,39 @@
         <w:t>문의</w:t>
       </w:r>
     </w:p>
+    <w:tbl>
+      <w:tblPr>
+        <w:tblStyle w:val="LightList-Accent1"/>
+        <w:tblW w:type="auto" w:w="0"/>
+        <w:tblLook w:firstColumn="1" w:firstRow="1" w:lastColumn="0" w:lastRow="0" w:noHBand="0" w:noVBand="1" w:val="04A0"/>
+      </w:tblPr>
+      <w:tblGrid>
+        <w:gridCol w:w="4986"/>
+        <w:gridCol w:w="4986"/>
+      </w:tblGrid>
+      <w:tr>
+        <w:tc>
+          <w:tcPr>
+            <w:tcW w:type="dxa" w:w="2268"/>
+          </w:tcPr>
+          <w:p>
+            <w:r>
+              <w:t>이메일</w:t>
+            </w:r>
+          </w:p>
+        </w:tc>
+        <w:tc>
+          <w:tcPr>
+            <w:tcW w:type="dxa" w:w="7370"/>
+          </w:tcPr>
+          <w:p>
+            <w:r>
+              <w:t>koexpert@naver.com</w:t>
+            </w:r>
+          </w:p>
+        </w:tc>
+      </w:tr>
+    </w:tbl>
     <w:sectPr>
       <w:pgSz w:w="12240" w:h="15840"/>
       <w:pgMar w:top="1134" w:right="1134" w:bottom="1134" w:left="1134" w:header="720" w:footer="720" w:gutter="0"/>

--- a/output/company-introduction.docx
+++ b/output/company-introduction.docx
@@ -983,6 +983,269 @@
         <w:br w:type="page"/>
       </w:r>
     </w:p>
+    <w:p>
+      <w:pPr>
+        <w:pStyle w:val="Heading1"/>
+      </w:pPr>
+      <w:r>
+        <w:t>분야별 대표 강사</w:t>
+      </w:r>
+    </w:p>
+    <w:p>
+      <w:r>
+        <w:t>다섯 개 분야마다 해당 분야를 책임지는 대표 강사가 교육을 진행합니다.</w:t>
+      </w:r>
+    </w:p>
+    <w:tbl>
+      <w:tblPr>
+        <w:tblW w:type="auto" w:w="0"/>
+        <w:tblLook w:firstColumn="1" w:firstRow="1" w:lastColumn="0" w:lastRow="0" w:noHBand="0" w:noVBand="1" w:val="04A0"/>
+      </w:tblPr>
+      <w:tblGrid>
+        <w:gridCol w:w="4986"/>
+        <w:gridCol w:w="4986"/>
+      </w:tblGrid>
+      <w:tr>
+        <w:tc>
+          <w:tcPr>
+            <w:tcW w:type="dxa" w:w="2551"/>
+          </w:tcPr>
+          <w:p>
+            <w:r/>
+          </w:p>
+        </w:tc>
+        <w:tc>
+          <w:tcPr>
+            <w:tcW w:type="dxa" w:w="7087"/>
+          </w:tcPr>
+          <w:p>
+            <w:r>
+              <w:rPr>
+                <w:b/>
+                <w:sz w:val="20"/>
+              </w:rPr>
+              <w:t xml:space="preserve">[대표] </w:t>
+            </w:r>
+            <w:r>
+              <w:rPr>
+                <w:b/>
+                <w:color w:val="1E1E1E"/>
+                <w:sz w:val="30"/>
+              </w:rPr>
+              <w:t>(성함)</w:t>
+            </w:r>
+            <w:r>
+              <w:rPr>
+                <w:sz w:val="20"/>
+              </w:rPr>
+              <w:t xml:space="preserve">   대표 강사</w:t>
+            </w:r>
+          </w:p>
+        </w:tc>
+      </w:tr>
+    </w:tbl>
+    <w:p/>
+    <w:tbl>
+      <w:tblPr>
+        <w:tblW w:type="auto" w:w="0"/>
+        <w:tblLook w:firstColumn="1" w:firstRow="1" w:lastColumn="0" w:lastRow="0" w:noHBand="0" w:noVBand="1" w:val="04A0"/>
+      </w:tblPr>
+      <w:tblGrid>
+        <w:gridCol w:w="4986"/>
+        <w:gridCol w:w="4986"/>
+      </w:tblGrid>
+      <w:tr>
+        <w:tc>
+          <w:tcPr>
+            <w:tcW w:type="dxa" w:w="2551"/>
+          </w:tcPr>
+          <w:p>
+            <w:r/>
+          </w:p>
+        </w:tc>
+        <w:tc>
+          <w:tcPr>
+            <w:tcW w:type="dxa" w:w="7087"/>
+          </w:tcPr>
+          <w:p>
+            <w:r>
+              <w:rPr>
+                <w:b/>
+                <w:sz w:val="20"/>
+              </w:rPr>
+              <w:t xml:space="preserve">[이미지] </w:t>
+            </w:r>
+            <w:r>
+              <w:rPr>
+                <w:b/>
+                <w:color w:val="1E1E1E"/>
+                <w:sz w:val="30"/>
+              </w:rPr>
+              <w:t>(성함)</w:t>
+            </w:r>
+            <w:r>
+              <w:rPr>
+                <w:sz w:val="20"/>
+              </w:rPr>
+              <w:t xml:space="preserve">   이미지 분야 대표 강사</w:t>
+            </w:r>
+          </w:p>
+        </w:tc>
+      </w:tr>
+    </w:tbl>
+    <w:p/>
+    <w:tbl>
+      <w:tblPr>
+        <w:tblW w:type="auto" w:w="0"/>
+        <w:tblLook w:firstColumn="1" w:firstRow="1" w:lastColumn="0" w:lastRow="0" w:noHBand="0" w:noVBand="1" w:val="04A0"/>
+      </w:tblPr>
+      <w:tblGrid>
+        <w:gridCol w:w="4986"/>
+        <w:gridCol w:w="4986"/>
+      </w:tblGrid>
+      <w:tr>
+        <w:tc>
+          <w:tcPr>
+            <w:tcW w:type="dxa" w:w="2551"/>
+          </w:tcPr>
+          <w:p>
+            <w:r/>
+          </w:p>
+        </w:tc>
+        <w:tc>
+          <w:tcPr>
+            <w:tcW w:type="dxa" w:w="7087"/>
+          </w:tcPr>
+          <w:p>
+            <w:r>
+              <w:rPr>
+                <w:b/>
+                <w:sz w:val="20"/>
+              </w:rPr>
+              <w:t xml:space="preserve">[스피치] </w:t>
+            </w:r>
+            <w:r>
+              <w:rPr>
+                <w:b/>
+                <w:color w:val="1E1E1E"/>
+                <w:sz w:val="30"/>
+              </w:rPr>
+              <w:t>(성함)</w:t>
+            </w:r>
+            <w:r>
+              <w:rPr>
+                <w:sz w:val="20"/>
+              </w:rPr>
+              <w:t xml:space="preserve">   스피치 분야 대표 강사</w:t>
+            </w:r>
+          </w:p>
+        </w:tc>
+      </w:tr>
+    </w:tbl>
+    <w:p/>
+    <w:tbl>
+      <w:tblPr>
+        <w:tblW w:type="auto" w:w="0"/>
+        <w:tblLook w:firstColumn="1" w:firstRow="1" w:lastColumn="0" w:lastRow="0" w:noHBand="0" w:noVBand="1" w:val="04A0"/>
+      </w:tblPr>
+      <w:tblGrid>
+        <w:gridCol w:w="4986"/>
+        <w:gridCol w:w="4986"/>
+      </w:tblGrid>
+      <w:tr>
+        <w:tc>
+          <w:tcPr>
+            <w:tcW w:type="dxa" w:w="2551"/>
+          </w:tcPr>
+          <w:p>
+            <w:r/>
+          </w:p>
+        </w:tc>
+        <w:tc>
+          <w:tcPr>
+            <w:tcW w:type="dxa" w:w="7087"/>
+          </w:tcPr>
+          <w:p>
+            <w:r>
+              <w:rPr>
+                <w:b/>
+                <w:sz w:val="20"/>
+              </w:rPr>
+              <w:t xml:space="preserve">[자소서] </w:t>
+            </w:r>
+            <w:r>
+              <w:rPr>
+                <w:b/>
+                <w:color w:val="1E1E1E"/>
+                <w:sz w:val="30"/>
+              </w:rPr>
+              <w:t>(성함)</w:t>
+            </w:r>
+            <w:r>
+              <w:rPr>
+                <w:sz w:val="20"/>
+              </w:rPr>
+              <w:t xml:space="preserve">   자소서 분야 대표 강사</w:t>
+            </w:r>
+          </w:p>
+        </w:tc>
+      </w:tr>
+    </w:tbl>
+    <w:p/>
+    <w:tbl>
+      <w:tblPr>
+        <w:tblW w:type="auto" w:w="0"/>
+        <w:tblLook w:firstColumn="1" w:firstRow="1" w:lastColumn="0" w:lastRow="0" w:noHBand="0" w:noVBand="1" w:val="04A0"/>
+      </w:tblPr>
+      <w:tblGrid>
+        <w:gridCol w:w="4986"/>
+        <w:gridCol w:w="4986"/>
+      </w:tblGrid>
+      <w:tr>
+        <w:tc>
+          <w:tcPr>
+            <w:tcW w:type="dxa" w:w="2551"/>
+          </w:tcPr>
+          <w:p>
+            <w:r/>
+          </w:p>
+        </w:tc>
+        <w:tc>
+          <w:tcPr>
+            <w:tcW w:type="dxa" w:w="7087"/>
+          </w:tcPr>
+          <w:p>
+            <w:r>
+              <w:rPr>
+                <w:b/>
+                <w:sz w:val="20"/>
+              </w:rPr>
+              <w:t xml:space="preserve">[AI] </w:t>
+            </w:r>
+            <w:r>
+              <w:rPr>
+                <w:b/>
+                <w:color w:val="1E1E1E"/>
+                <w:sz w:val="30"/>
+              </w:rPr>
+              <w:t>(성함)</w:t>
+            </w:r>
+            <w:r>
+              <w:rPr>
+                <w:sz w:val="20"/>
+              </w:rPr>
+              <w:t xml:space="preserve">   AI 분야 대표 강사</w:t>
+            </w:r>
+          </w:p>
+        </w:tc>
+      </w:tr>
+    </w:tbl>
+    <w:p/>
+    <w:p>
+      <w:r>
+        <w:br w:type="page"/>
+      </w:r>
+    </w:p>
     <w:p/>
     <w:p>
       <w:pPr>

--- a/output/company-introduction.docx
+++ b/output/company-introduction.docx
@@ -993,7 +993,7 @@
     </w:p>
     <w:p>
       <w:r>
-        <w:t>다섯 개 분야마다 해당 분야를 책임지는 대표 강사가 교육을 진행합니다.</w:t>
+        <w:t>분야마다 해당 분야를 책임지는 대표 강사가 교육을 진행합니다.</w:t>
       </w:r>
     </w:p>
     <w:tbl>
@@ -1024,7 +1024,7 @@
                 <w:b/>
                 <w:sz w:val="20"/>
               </w:rPr>
-              <w:t xml:space="preserve">[대표] </w:t>
+              <w:t xml:space="preserve">[대표 · 자소서] </w:t>
             </w:r>
             <w:r>
               <w:rPr>
@@ -1032,7 +1032,7 @@
                 <w:color w:val="1E1E1E"/>
                 <w:sz w:val="30"/>
               </w:rPr>
-              <w:t>(성함)</w:t>
+              <w:t>박서현</w:t>
             </w:r>
             <w:r>
               <w:rPr>
@@ -1081,7 +1081,7 @@
                 <w:color w:val="1E1E1E"/>
                 <w:sz w:val="30"/>
               </w:rPr>
-              <w:t>(성함)</w:t>
+              <w:t>허나영</w:t>
             </w:r>
             <w:r>
               <w:rPr>
@@ -1130,62 +1130,13 @@
                 <w:color w:val="1E1E1E"/>
                 <w:sz w:val="30"/>
               </w:rPr>
-              <w:t>(성함)</w:t>
+              <w:t>이석희</w:t>
             </w:r>
             <w:r>
               <w:rPr>
                 <w:sz w:val="20"/>
               </w:rPr>
               <w:t xml:space="preserve">   스피치 분야 대표 강사</w:t>
-            </w:r>
-          </w:p>
-        </w:tc>
-      </w:tr>
-    </w:tbl>
-    <w:p/>
-    <w:tbl>
-      <w:tblPr>
-        <w:tblW w:type="auto" w:w="0"/>
-        <w:tblLook w:firstColumn="1" w:firstRow="1" w:lastColumn="0" w:lastRow="0" w:noHBand="0" w:noVBand="1" w:val="04A0"/>
-      </w:tblPr>
-      <w:tblGrid>
-        <w:gridCol w:w="4986"/>
-        <w:gridCol w:w="4986"/>
-      </w:tblGrid>
-      <w:tr>
-        <w:tc>
-          <w:tcPr>
-            <w:tcW w:type="dxa" w:w="2551"/>
-          </w:tcPr>
-          <w:p>
-            <w:r/>
-          </w:p>
-        </w:tc>
-        <w:tc>
-          <w:tcPr>
-            <w:tcW w:type="dxa" w:w="7087"/>
-          </w:tcPr>
-          <w:p>
-            <w:r>
-              <w:rPr>
-                <w:b/>
-                <w:sz w:val="20"/>
-              </w:rPr>
-              <w:t xml:space="preserve">[자소서] </w:t>
-            </w:r>
-            <w:r>
-              <w:rPr>
-                <w:b/>
-                <w:color w:val="1E1E1E"/>
-                <w:sz w:val="30"/>
-              </w:rPr>
-              <w:t>(성함)</w:t>
-            </w:r>
-            <w:r>
-              <w:rPr>
-                <w:sz w:val="20"/>
-              </w:rPr>
-              <w:t xml:space="preserve">   자소서 분야 대표 강사</w:t>
             </w:r>
           </w:p>
         </w:tc>
@@ -1228,7 +1179,7 @@
                 <w:color w:val="1E1E1E"/>
                 <w:sz w:val="30"/>
               </w:rPr>
-              <w:t>(성함)</w:t>
+              <w:t>강명주</w:t>
             </w:r>
             <w:r>
               <w:rPr>

--- a/output/company-introduction.docx
+++ b/output/company-introduction.docx
@@ -646,33 +646,6 @@
       </w:r>
     </w:p>
     <w:p>
-      <w:r>
-        <w:rPr>
-          <w:i/>
-          <w:color w:val="999999"/>
-        </w:rPr>
-        <w:t>[사진 자리] assets/programs/ai-tour-1.jpg</w:t>
-      </w:r>
-    </w:p>
-    <w:p>
-      <w:r>
-        <w:rPr>
-          <w:i/>
-          <w:color w:val="999999"/>
-        </w:rPr>
-        <w:t>[사진 자리] assets/programs/ai-tour-2.jpg</w:t>
-      </w:r>
-    </w:p>
-    <w:p>
-      <w:r>
-        <w:rPr>
-          <w:i/>
-          <w:color w:val="999999"/>
-        </w:rPr>
-        <w:t>[사진 자리] assets/programs/ai-tour-3.jpg</w:t>
-      </w:r>
-    </w:p>
-    <w:p>
       <w:pPr>
         <w:pStyle w:val="Heading2"/>
       </w:pPr>
@@ -788,33 +761,6 @@
       </w:pPr>
       <w:r>
         <w:t>취업 준비 동기 강화</w:t>
-      </w:r>
-    </w:p>
-    <w:p>
-      <w:r>
-        <w:rPr>
-          <w:i/>
-          <w:color w:val="999999"/>
-        </w:rPr>
-        <w:t>[사진 자리] assets/programs/career-1.jpg</w:t>
-      </w:r>
-    </w:p>
-    <w:p>
-      <w:r>
-        <w:rPr>
-          <w:i/>
-          <w:color w:val="999999"/>
-        </w:rPr>
-        <w:t>[사진 자리] assets/programs/career-2.jpg</w:t>
-      </w:r>
-    </w:p>
-    <w:p>
-      <w:r>
-        <w:rPr>
-          <w:i/>
-          <w:color w:val="999999"/>
-        </w:rPr>
-        <w:t>[사진 자리] assets/programs/career-3.jpg</w:t>
       </w:r>
     </w:p>
     <w:p>
@@ -949,33 +895,6 @@
       </w:pPr>
       <w:r>
         <w:t>적극적인 참여와 몰입</w:t>
-      </w:r>
-    </w:p>
-    <w:p>
-      <w:r>
-        <w:rPr>
-          <w:i/>
-          <w:color w:val="999999"/>
-        </w:rPr>
-        <w:t>[사진 자리] assets/programs/job-1.jpg</w:t>
-      </w:r>
-    </w:p>
-    <w:p>
-      <w:r>
-        <w:rPr>
-          <w:i/>
-          <w:color w:val="999999"/>
-        </w:rPr>
-        <w:t>[사진 자리] assets/programs/job-2.jpg</w:t>
-      </w:r>
-    </w:p>
-    <w:p>
-      <w:r>
-        <w:rPr>
-          <w:i/>
-          <w:color w:val="999999"/>
-        </w:rPr>
-        <w:t>[사진 자리] assets/programs/job-3.jpg</w:t>
       </w:r>
     </w:p>
     <w:p>

--- a/output/company-introduction.docx
+++ b/output/company-introduction.docx
@@ -498,13 +498,27 @@
     </w:p>
     <w:p>
       <w:pPr>
+        <w:pStyle w:val="ListBullet"/>
+      </w:pPr>
+      <w:r>
+        <w:rPr>
+          <w:b/>
+        </w:rPr>
+        <w:t xml:space="preserve">창업  </w:t>
+      </w:r>
+      <w:r>
+        <w:t>아이디어를 사업 계획으로</w:t>
+      </w:r>
+    </w:p>
+    <w:p>
+      <w:pPr>
         <w:jc w:val="center"/>
       </w:pPr>
       <w:r>
         <w:rPr>
           <w:b/>
         </w:rPr>
-        <w:t>“교육은 3개 축으로 구성됩니다.”</w:t>
+        <w:t>“교육은 4개 축으로 구성됩니다.”</w:t>
       </w:r>
     </w:p>
     <w:p>
@@ -898,6 +912,124 @@
       </w:r>
     </w:p>
     <w:p>
+      <w:pPr>
+        <w:pStyle w:val="Heading2"/>
+      </w:pPr>
+      <w:r>
+        <w:t>창업 교육 프로그램</w:t>
+      </w:r>
+    </w:p>
+    <w:tbl>
+      <w:tblPr>
+        <w:tblStyle w:val="LightList-Accent1"/>
+        <w:tblW w:type="auto" w:w="0"/>
+        <w:tblLook w:firstColumn="1" w:firstRow="1" w:lastColumn="0" w:lastRow="0" w:noHBand="0" w:noVBand="1" w:val="04A0"/>
+      </w:tblPr>
+      <w:tblGrid>
+        <w:gridCol w:w="4986"/>
+        <w:gridCol w:w="4986"/>
+      </w:tblGrid>
+      <w:tr>
+        <w:tc>
+          <w:tcPr>
+            <w:tcW w:type="dxa" w:w="2268"/>
+          </w:tcPr>
+          <w:p>
+            <w:r>
+              <w:t>활용 대상</w:t>
+            </w:r>
+          </w:p>
+        </w:tc>
+        <w:tc>
+          <w:tcPr>
+            <w:tcW w:type="dxa" w:w="7370"/>
+          </w:tcPr>
+          <w:p>
+            <w:r>
+              <w:t>고등·대학생 / 예비 창업자</w:t>
+            </w:r>
+          </w:p>
+        </w:tc>
+      </w:tr>
+    </w:tbl>
+    <w:p>
+      <w:r>
+        <w:t>막연한 아이디어를 실행 가능한 사업 계획으로 다듬습니다.</w:t>
+      </w:r>
+    </w:p>
+    <w:p>
+      <w:pPr>
+        <w:pStyle w:val="Heading3"/>
+      </w:pPr>
+      <w:r>
+        <w:t>1. 주요 교육 내용</w:t>
+      </w:r>
+    </w:p>
+    <w:p>
+      <w:pPr>
+        <w:pStyle w:val="ListBullet"/>
+      </w:pPr>
+      <w:r>
+        <w:t>창업 아이디어 발굴과 검증</w:t>
+      </w:r>
+    </w:p>
+    <w:p>
+      <w:pPr>
+        <w:pStyle w:val="ListBullet"/>
+      </w:pPr>
+      <w:r>
+        <w:t>AI 활용 시장·고객 조사</w:t>
+      </w:r>
+    </w:p>
+    <w:p>
+      <w:pPr>
+        <w:pStyle w:val="ListBullet"/>
+      </w:pPr>
+      <w:r>
+        <w:t>사업계획서 작성 기초</w:t>
+      </w:r>
+    </w:p>
+    <w:p>
+      <w:pPr>
+        <w:pStyle w:val="ListBullet"/>
+      </w:pPr>
+      <w:r>
+        <w:t>수익 구조와 비용 이해</w:t>
+      </w:r>
+    </w:p>
+    <w:p>
+      <w:pPr>
+        <w:pStyle w:val="Heading3"/>
+      </w:pPr>
+      <w:r>
+        <w:t>2. 기대 효과</w:t>
+      </w:r>
+    </w:p>
+    <w:p>
+      <w:pPr>
+        <w:pStyle w:val="ListBullet"/>
+      </w:pPr>
+      <w:r>
+        <w:t>아이디어를 계획으로 구체화</w:t>
+      </w:r>
+    </w:p>
+    <w:p>
+      <w:pPr>
+        <w:pStyle w:val="ListBullet"/>
+      </w:pPr>
+      <w:r>
+        <w:t>사업 타당성 판단 기준 습득</w:t>
+      </w:r>
+    </w:p>
+    <w:p>
+      <w:pPr>
+        <w:pStyle w:val="ListBullet"/>
+      </w:pPr>
+      <w:r>
+        <w:t>창업 진로에 대한 현실적 이해</w:t>
+      </w:r>
+    </w:p>
+    <w:p>
       <w:r>
         <w:br w:type="page"/>
       </w:r>

--- a/output/company-introduction.docx
+++ b/output/company-introduction.docx
@@ -954,7 +954,7 @@
     </w:tbl>
     <w:p>
       <w:r>
-        <w:t>막연한 아이디어를 실행 가능한 사업 계획으로 다듬습니다.</w:t>
+        <w:t>막연한 아이디어를 실행 가능한 사업 계획으로 다듬습니다. 정규 과정과 창업캠프 두 가지로 운영합니다.</w:t>
       </w:r>
     </w:p>
     <w:p>
@@ -1002,7 +1002,44 @@
         <w:pStyle w:val="Heading3"/>
       </w:pPr>
       <w:r>
-        <w:t>2. 기대 효과</w:t>
+        <w:t>2. 창업캠프 (집중 과정)</w:t>
+      </w:r>
+    </w:p>
+    <w:p>
+      <w:r>
+        <w:t>짧은 기간에 팀 단위로 아이디어부터 발표까지 해보는 과정</w:t>
+      </w:r>
+    </w:p>
+    <w:p>
+      <w:pPr>
+        <w:pStyle w:val="ListBullet"/>
+      </w:pPr>
+      <w:r>
+        <w:t>1~2일 집중 운영</w:t>
+      </w:r>
+    </w:p>
+    <w:p>
+      <w:pPr>
+        <w:pStyle w:val="ListBullet"/>
+      </w:pPr>
+      <w:r>
+        <w:t>팀 단위 아이디어 발굴과 역할 분담</w:t>
+      </w:r>
+    </w:p>
+    <w:p>
+      <w:pPr>
+        <w:pStyle w:val="ListBullet"/>
+      </w:pPr>
+      <w:r>
+        <w:t>캠프 마지막에 팀별 사업 아이디어 발표</w:t>
+      </w:r>
+    </w:p>
+    <w:p>
+      <w:pPr>
+        <w:pStyle w:val="Heading3"/>
+      </w:pPr>
+      <w:r>
+        <w:t>3. 기대 효과</w:t>
       </w:r>
     </w:p>
     <w:p>

--- a/output/company-introduction.docx
+++ b/output/company-introduction.docx
@@ -1112,7 +1112,7 @@
                 <w:b/>
                 <w:sz w:val="20"/>
               </w:rPr>
-              <w:t xml:space="preserve">[대표 · 자소서] </w:t>
+              <w:t xml:space="preserve">[대표 · 자소서 · 창업] </w:t>
             </w:r>
             <w:r>
               <w:rPr>

--- a/output/company-introduction.docx
+++ b/output/company-introduction.docx
@@ -694,7 +694,7 @@
           </w:tcPr>
           <w:p>
             <w:r>
-              <w:t>고등·대학생 / 취업 준비생 / 직무 역량 강화 과정</w:t>
+              <w:t>특성화고·고등·대학생 / 취업 준비생 / 직무 역량 강화 과정</w:t>
             </w:r>
           </w:p>
         </w:tc>
@@ -750,7 +750,44 @@
         <w:pStyle w:val="Heading3"/>
       </w:pPr>
       <w:r>
-        <w:t>2. 기대 효과</w:t>
+        <w:t>2. 특성화고 NCS 직무교육</w:t>
+      </w:r>
+    </w:p>
+    <w:p>
+      <w:r>
+        <w:t>NCS(국가직무능력표준) 기반 직무 교육도 함께 운영합니다</w:t>
+      </w:r>
+    </w:p>
+    <w:p>
+      <w:pPr>
+        <w:pStyle w:val="ListBullet"/>
+      </w:pPr>
+      <w:r>
+        <w:t>특성화 고등학교 대상 NCS 기반 직무 교육</w:t>
+      </w:r>
+    </w:p>
+    <w:p>
+      <w:pPr>
+        <w:pStyle w:val="ListBullet"/>
+      </w:pPr>
+      <w:r>
+        <w:t>학과와 희망 직무에 맞춘 과정 설계</w:t>
+      </w:r>
+    </w:p>
+    <w:p>
+      <w:pPr>
+        <w:pStyle w:val="ListBullet"/>
+      </w:pPr>
+      <w:r>
+        <w:t>현장 실무와 연계한 직무 역량 실습</w:t>
+      </w:r>
+    </w:p>
+    <w:p>
+      <w:pPr>
+        <w:pStyle w:val="Heading3"/>
+      </w:pPr>
+      <w:r>
+        <w:t>3. 기대 효과</w:t>
       </w:r>
     </w:p>
     <w:p>

--- a/output/company-introduction.docx
+++ b/output/company-introduction.docx
@@ -1113,210 +1113,68 @@
         <w:pStyle w:val="Heading1"/>
       </w:pPr>
       <w:r>
-        <w:t>분야별 대표 강사</w:t>
+        <w:t>활동 사진</w:t>
       </w:r>
     </w:p>
     <w:p>
       <w:r>
-        <w:t>분야마다 해당 분야를 책임지는 대표 강사가 교육을 진행합니다.</w:t>
+        <w:t>교육 현장에서 학생들이 직접 해보고 만들어 낸 순간들입니다.</w:t>
       </w:r>
     </w:p>
-    <w:tbl>
-      <w:tblPr>
-        <w:tblW w:type="auto" w:w="0"/>
-        <w:tblLook w:firstColumn="1" w:firstRow="1" w:lastColumn="0" w:lastRow="0" w:noHBand="0" w:noVBand="1" w:val="04A0"/>
-      </w:tblPr>
-      <w:tblGrid>
-        <w:gridCol w:w="4986"/>
-        <w:gridCol w:w="4986"/>
-      </w:tblGrid>
-      <w:tr>
-        <w:tc>
-          <w:tcPr>
-            <w:tcW w:type="dxa" w:w="2551"/>
-          </w:tcPr>
-          <w:p>
-            <w:r/>
-          </w:p>
-        </w:tc>
-        <w:tc>
-          <w:tcPr>
-            <w:tcW w:type="dxa" w:w="7087"/>
-          </w:tcPr>
-          <w:p>
-            <w:r>
-              <w:rPr>
-                <w:b/>
-                <w:sz w:val="20"/>
-              </w:rPr>
-              <w:t xml:space="preserve">[대표 · 자소서 · 창업] </w:t>
-            </w:r>
-            <w:r>
-              <w:rPr>
-                <w:b/>
-                <w:color w:val="1E1E1E"/>
-                <w:sz w:val="30"/>
-              </w:rPr>
-              <w:t>박서현</w:t>
-            </w:r>
-            <w:r>
-              <w:rPr>
-                <w:sz w:val="20"/>
-              </w:rPr>
-              <w:t xml:space="preserve">   대표 강사</w:t>
-            </w:r>
-          </w:p>
-        </w:tc>
-      </w:tr>
-    </w:tbl>
-    <w:p/>
-    <w:tbl>
-      <w:tblPr>
-        <w:tblW w:type="auto" w:w="0"/>
-        <w:tblLook w:firstColumn="1" w:firstRow="1" w:lastColumn="0" w:lastRow="0" w:noHBand="0" w:noVBand="1" w:val="04A0"/>
-      </w:tblPr>
-      <w:tblGrid>
-        <w:gridCol w:w="4986"/>
-        <w:gridCol w:w="4986"/>
-      </w:tblGrid>
-      <w:tr>
-        <w:tc>
-          <w:tcPr>
-            <w:tcW w:type="dxa" w:w="2551"/>
-          </w:tcPr>
-          <w:p>
-            <w:r/>
-          </w:p>
-        </w:tc>
-        <w:tc>
-          <w:tcPr>
-            <w:tcW w:type="dxa" w:w="7087"/>
-          </w:tcPr>
-          <w:p>
-            <w:r>
-              <w:rPr>
-                <w:b/>
-                <w:sz w:val="20"/>
-              </w:rPr>
-              <w:t xml:space="preserve">[이미지] </w:t>
-            </w:r>
-            <w:r>
-              <w:rPr>
-                <w:b/>
-                <w:color w:val="1E1E1E"/>
-                <w:sz w:val="30"/>
-              </w:rPr>
-              <w:t>허나영</w:t>
-            </w:r>
-            <w:r>
-              <w:rPr>
-                <w:sz w:val="20"/>
-              </w:rPr>
-              <w:t xml:space="preserve">   이미지 분야 대표 강사</w:t>
-            </w:r>
-          </w:p>
-        </w:tc>
-      </w:tr>
-    </w:tbl>
-    <w:p/>
-    <w:tbl>
-      <w:tblPr>
-        <w:tblW w:type="auto" w:w="0"/>
-        <w:tblLook w:firstColumn="1" w:firstRow="1" w:lastColumn="0" w:lastRow="0" w:noHBand="0" w:noVBand="1" w:val="04A0"/>
-      </w:tblPr>
-      <w:tblGrid>
-        <w:gridCol w:w="4986"/>
-        <w:gridCol w:w="4986"/>
-      </w:tblGrid>
-      <w:tr>
-        <w:tc>
-          <w:tcPr>
-            <w:tcW w:type="dxa" w:w="2551"/>
-          </w:tcPr>
-          <w:p>
-            <w:r/>
-          </w:p>
-        </w:tc>
-        <w:tc>
-          <w:tcPr>
-            <w:tcW w:type="dxa" w:w="7087"/>
-          </w:tcPr>
-          <w:p>
-            <w:r>
-              <w:rPr>
-                <w:b/>
-                <w:sz w:val="20"/>
-              </w:rPr>
-              <w:t xml:space="preserve">[스피치] </w:t>
-            </w:r>
-            <w:r>
-              <w:rPr>
-                <w:b/>
-                <w:color w:val="1E1E1E"/>
-                <w:sz w:val="30"/>
-              </w:rPr>
-              <w:t>이석희</w:t>
-            </w:r>
-            <w:r>
-              <w:rPr>
-                <w:sz w:val="20"/>
-              </w:rPr>
-              <w:t xml:space="preserve">   스피치 분야 대표 강사</w:t>
-            </w:r>
-          </w:p>
-        </w:tc>
-      </w:tr>
-    </w:tbl>
-    <w:p/>
-    <w:tbl>
-      <w:tblPr>
-        <w:tblW w:type="auto" w:w="0"/>
-        <w:tblLook w:firstColumn="1" w:firstRow="1" w:lastColumn="0" w:lastRow="0" w:noHBand="0" w:noVBand="1" w:val="04A0"/>
-      </w:tblPr>
-      <w:tblGrid>
-        <w:gridCol w:w="4986"/>
-        <w:gridCol w:w="4986"/>
-      </w:tblGrid>
-      <w:tr>
-        <w:tc>
-          <w:tcPr>
-            <w:tcW w:type="dxa" w:w="2551"/>
-          </w:tcPr>
-          <w:p>
-            <w:r/>
-          </w:p>
-        </w:tc>
-        <w:tc>
-          <w:tcPr>
-            <w:tcW w:type="dxa" w:w="7087"/>
-          </w:tcPr>
-          <w:p>
-            <w:r>
-              <w:rPr>
-                <w:b/>
-                <w:sz w:val="20"/>
-              </w:rPr>
-              <w:t xml:space="preserve">[AI] </w:t>
-            </w:r>
-            <w:r>
-              <w:rPr>
-                <w:b/>
-                <w:color w:val="1E1E1E"/>
-                <w:sz w:val="30"/>
-              </w:rPr>
-              <w:t>강명주</w:t>
-            </w:r>
-            <w:r>
-              <w:rPr>
-                <w:sz w:val="20"/>
-              </w:rPr>
-              <w:t xml:space="preserve">   AI 분야 대표 강사</w:t>
-            </w:r>
-          </w:p>
-        </w:tc>
-      </w:tr>
-    </w:tbl>
-    <w:p/>
+    <w:p>
+      <w:r>
+        <w:rPr>
+          <w:i/>
+          <w:color w:val="999999"/>
+        </w:rPr>
+        <w:t>[사진 자리] assets/activity/activity-1.jpg</w:t>
+      </w:r>
+    </w:p>
+    <w:p>
+      <w:r>
+        <w:rPr>
+          <w:i/>
+          <w:color w:val="999999"/>
+        </w:rPr>
+        <w:t>[사진 자리] assets/activity/activity-2.jpg</w:t>
+      </w:r>
+    </w:p>
+    <w:p>
+      <w:r>
+        <w:rPr>
+          <w:i/>
+          <w:color w:val="999999"/>
+        </w:rPr>
+        <w:t>[사진 자리] assets/activity/activity-3.jpg</w:t>
+      </w:r>
+    </w:p>
+    <w:p>
+      <w:r>
+        <w:rPr>
+          <w:i/>
+          <w:color w:val="999999"/>
+        </w:rPr>
+        <w:t>[사진 자리] assets/activity/activity-4.jpg</w:t>
+      </w:r>
+    </w:p>
+    <w:p>
+      <w:r>
+        <w:rPr>
+          <w:i/>
+          <w:color w:val="999999"/>
+        </w:rPr>
+        <w:t>[사진 자리] assets/activity/activity-5.jpg</w:t>
+      </w:r>
+    </w:p>
+    <w:p>
+      <w:r>
+        <w:rPr>
+          <w:i/>
+          <w:color w:val="999999"/>
+        </w:rPr>
+        <w:t>[사진 자리] assets/activity/activity-6.jpg</w:t>
+      </w:r>
+    </w:p>
     <w:p>
       <w:r>
         <w:br w:type="page"/>

--- a/output/company-introduction.docx
+++ b/output/company-introduction.docx
@@ -1122,57 +1122,253 @@
       </w:r>
     </w:p>
     <w:p>
+      <w:pPr>
+        <w:jc w:val="center"/>
+      </w:pPr>
       <w:r>
-        <w:rPr>
-          <w:i/>
-          <w:color w:val="999999"/>
-        </w:rPr>
-        <w:t>[사진 자리] assets/activity/activity-1.jpg</w:t>
+        <w:drawing>
+          <wp:inline xmlns:a="http://schemas.openxmlformats.org/drawingml/2006/main" xmlns:pic="http://schemas.openxmlformats.org/drawingml/2006/picture">
+            <wp:extent cx="2880000" cy="1920000"/>
+            <wp:docPr id="2" name="Picture 2"/>
+            <wp:cNvGraphicFramePr>
+              <a:graphicFrameLocks noChangeAspect="1"/>
+            </wp:cNvGraphicFramePr>
+            <a:graphic>
+              <a:graphicData uri="http://schemas.openxmlformats.org/drawingml/2006/picture">
+                <pic:pic>
+                  <pic:nvPicPr>
+                    <pic:cNvPr id="0" name="activity-1.jpg"/>
+                    <pic:cNvPicPr/>
+                  </pic:nvPicPr>
+                  <pic:blipFill>
+                    <a:blip r:embed="rId10"/>
+                    <a:stretch>
+                      <a:fillRect/>
+                    </a:stretch>
+                  </pic:blipFill>
+                  <pic:spPr>
+                    <a:xfrm>
+                      <a:off x="0" y="0"/>
+                      <a:ext cx="2880000" cy="1920000"/>
+                    </a:xfrm>
+                    <a:prstGeom prst="rect"/>
+                  </pic:spPr>
+                </pic:pic>
+              </a:graphicData>
+            </a:graphic>
+          </wp:inline>
+        </w:drawing>
       </w:r>
     </w:p>
     <w:p>
+      <w:pPr>
+        <w:jc w:val="center"/>
+      </w:pPr>
       <w:r>
         <w:rPr>
-          <w:i/>
-          <w:color w:val="999999"/>
+          <w:sz w:val="18"/>
         </w:rPr>
-        <w:t>[사진 자리] assets/activity/activity-2.jpg</w:t>
+        <w:t>고등학교 취업역량강화 교육</w:t>
       </w:r>
     </w:p>
     <w:p>
+      <w:pPr>
+        <w:jc w:val="center"/>
+      </w:pPr>
       <w:r>
-        <w:rPr>
-          <w:i/>
-          <w:color w:val="999999"/>
-        </w:rPr>
-        <w:t>[사진 자리] assets/activity/activity-3.jpg</w:t>
+        <w:drawing>
+          <wp:inline xmlns:a="http://schemas.openxmlformats.org/drawingml/2006/main" xmlns:pic="http://schemas.openxmlformats.org/drawingml/2006/picture">
+            <wp:extent cx="2880000" cy="1366780"/>
+            <wp:docPr id="3" name="Picture 3"/>
+            <wp:cNvGraphicFramePr>
+              <a:graphicFrameLocks noChangeAspect="1"/>
+            </wp:cNvGraphicFramePr>
+            <a:graphic>
+              <a:graphicData uri="http://schemas.openxmlformats.org/drawingml/2006/picture">
+                <pic:pic>
+                  <pic:nvPicPr>
+                    <pic:cNvPr id="0" name="activity-2.jpg"/>
+                    <pic:cNvPicPr/>
+                  </pic:nvPicPr>
+                  <pic:blipFill>
+                    <a:blip r:embed="rId11"/>
+                    <a:stretch>
+                      <a:fillRect/>
+                    </a:stretch>
+                  </pic:blipFill>
+                  <pic:spPr>
+                    <a:xfrm>
+                      <a:off x="0" y="0"/>
+                      <a:ext cx="2880000" cy="1366780"/>
+                    </a:xfrm>
+                    <a:prstGeom prst="rect"/>
+                  </pic:spPr>
+                </pic:pic>
+              </a:graphicData>
+            </a:graphic>
+          </wp:inline>
+        </w:drawing>
       </w:r>
     </w:p>
     <w:p>
+      <w:pPr>
+        <w:jc w:val="center"/>
+      </w:pPr>
       <w:r>
         <w:rPr>
-          <w:i/>
-          <w:color w:val="999999"/>
+          <w:sz w:val="18"/>
         </w:rPr>
-        <w:t>[사진 자리] assets/activity/activity-4.jpg</w:t>
+        <w:t>수업을 마친 학생들</w:t>
       </w:r>
     </w:p>
     <w:p>
+      <w:pPr>
+        <w:jc w:val="center"/>
+      </w:pPr>
       <w:r>
-        <w:rPr>
-          <w:i/>
-          <w:color w:val="999999"/>
-        </w:rPr>
-        <w:t>[사진 자리] assets/activity/activity-5.jpg</w:t>
+        <w:drawing>
+          <wp:inline xmlns:a="http://schemas.openxmlformats.org/drawingml/2006/main" xmlns:pic="http://schemas.openxmlformats.org/drawingml/2006/picture">
+            <wp:extent cx="2880000" cy="2972767"/>
+            <wp:docPr id="4" name="Picture 4"/>
+            <wp:cNvGraphicFramePr>
+              <a:graphicFrameLocks noChangeAspect="1"/>
+            </wp:cNvGraphicFramePr>
+            <a:graphic>
+              <a:graphicData uri="http://schemas.openxmlformats.org/drawingml/2006/picture">
+                <pic:pic>
+                  <pic:nvPicPr>
+                    <pic:cNvPr id="0" name="activity-3.jpg"/>
+                    <pic:cNvPicPr/>
+                  </pic:nvPicPr>
+                  <pic:blipFill>
+                    <a:blip r:embed="rId12"/>
+                    <a:stretch>
+                      <a:fillRect/>
+                    </a:stretch>
+                  </pic:blipFill>
+                  <pic:spPr>
+                    <a:xfrm>
+                      <a:off x="0" y="0"/>
+                      <a:ext cx="2880000" cy="2972767"/>
+                    </a:xfrm>
+                    <a:prstGeom prst="rect"/>
+                  </pic:spPr>
+                </pic:pic>
+              </a:graphicData>
+            </a:graphic>
+          </wp:inline>
+        </w:drawing>
       </w:r>
     </w:p>
     <w:p>
+      <w:pPr>
+        <w:jc w:val="center"/>
+      </w:pPr>
       <w:r>
         <w:rPr>
-          <w:i/>
-          <w:color w:val="999999"/>
+          <w:sz w:val="18"/>
         </w:rPr>
-        <w:t>[사진 자리] assets/activity/activity-6.jpg</w:t>
+        <w:t>진로·취업 워크시트 작성</w:t>
+      </w:r>
+    </w:p>
+    <w:p>
+      <w:pPr>
+        <w:jc w:val="center"/>
+      </w:pPr>
+      <w:r>
+        <w:drawing>
+          <wp:inline xmlns:a="http://schemas.openxmlformats.org/drawingml/2006/main" xmlns:pic="http://schemas.openxmlformats.org/drawingml/2006/picture">
+            <wp:extent cx="2880000" cy="1687378"/>
+            <wp:docPr id="5" name="Picture 5"/>
+            <wp:cNvGraphicFramePr>
+              <a:graphicFrameLocks noChangeAspect="1"/>
+            </wp:cNvGraphicFramePr>
+            <a:graphic>
+              <a:graphicData uri="http://schemas.openxmlformats.org/drawingml/2006/picture">
+                <pic:pic>
+                  <pic:nvPicPr>
+                    <pic:cNvPr id="0" name="activity-4.jpg"/>
+                    <pic:cNvPicPr/>
+                  </pic:nvPicPr>
+                  <pic:blipFill>
+                    <a:blip r:embed="rId13"/>
+                    <a:stretch>
+                      <a:fillRect/>
+                    </a:stretch>
+                  </pic:blipFill>
+                  <pic:spPr>
+                    <a:xfrm>
+                      <a:off x="0" y="0"/>
+                      <a:ext cx="2880000" cy="1687378"/>
+                    </a:xfrm>
+                    <a:prstGeom prst="rect"/>
+                  </pic:spPr>
+                </pic:pic>
+              </a:graphicData>
+            </a:graphic>
+          </wp:inline>
+        </w:drawing>
+      </w:r>
+    </w:p>
+    <w:p>
+      <w:pPr>
+        <w:jc w:val="center"/>
+      </w:pPr>
+      <w:r>
+        <w:rPr>
+          <w:sz w:val="18"/>
+        </w:rPr>
+        <w:t>팀 활동 중심 직업체험</w:t>
+      </w:r>
+    </w:p>
+    <w:p>
+      <w:pPr>
+        <w:jc w:val="center"/>
+      </w:pPr>
+      <w:r>
+        <w:drawing>
+          <wp:inline xmlns:a="http://schemas.openxmlformats.org/drawingml/2006/main" xmlns:pic="http://schemas.openxmlformats.org/drawingml/2006/picture">
+            <wp:extent cx="2880000" cy="2085223"/>
+            <wp:docPr id="6" name="Picture 6"/>
+            <wp:cNvGraphicFramePr>
+              <a:graphicFrameLocks noChangeAspect="1"/>
+            </wp:cNvGraphicFramePr>
+            <a:graphic>
+              <a:graphicData uri="http://schemas.openxmlformats.org/drawingml/2006/picture">
+                <pic:pic>
+                  <pic:nvPicPr>
+                    <pic:cNvPr id="0" name="activity-5.jpg"/>
+                    <pic:cNvPicPr/>
+                  </pic:nvPicPr>
+                  <pic:blipFill>
+                    <a:blip r:embed="rId14"/>
+                    <a:stretch>
+                      <a:fillRect/>
+                    </a:stretch>
+                  </pic:blipFill>
+                  <pic:spPr>
+                    <a:xfrm>
+                      <a:off x="0" y="0"/>
+                      <a:ext cx="2880000" cy="2085223"/>
+                    </a:xfrm>
+                    <a:prstGeom prst="rect"/>
+                  </pic:spPr>
+                </pic:pic>
+              </a:graphicData>
+            </a:graphic>
+          </wp:inline>
+        </w:drawing>
+      </w:r>
+    </w:p>
+    <w:p>
+      <w:pPr>
+        <w:jc w:val="center"/>
+      </w:pPr>
+      <w:r>
+        <w:rPr>
+          <w:sz w:val="18"/>
+        </w:rPr>
+        <w:t>조별 발표와 피드백</w:t>
       </w:r>
     </w:p>
     <w:p>
